--- a/Tyler/.Net_React/Tyler_Roberts.docx
+++ b/Tyler/.Net_React/Tyler_Roberts.docx
@@ -44,7 +44,7 @@
           <w:sz w:val="19"/>
           <w:szCs w:val="19"/>
         </w:rPr>
-        <w:t>tylerroberts.dev@oudook.com | linkedin.com/in/tyler-roberts-3b839b3a9/ | Florida, United States | +1 (321) 376-7095</w:t>
+        <w:t>tylerrdev@outlook.com | linkedin.com/in/tyler-roberts-76a8193b2/ | Florida, United States | +1 (321) 376-7095</w:t>
       </w:r>
     </w:p>
     <w:p>
@@ -144,7 +144,14 @@
         <w:rPr>
           <w:rFonts w:ascii="Arial" w:hAnsi="Arial" w:cs="Arial"/>
         </w:rPr>
-        <w:t xml:space="preserve"> architectures. Strong track record designing </w:t>
+        <w:t xml:space="preserve"> architectures. </w:t>
+      </w:r>
+      <w:proofErr w:type="gramStart"/>
+      <w:r>
+        <w:rPr>
+          <w:rFonts w:ascii="Arial" w:hAnsi="Arial" w:cs="Arial"/>
+        </w:rPr>
+        <w:t xml:space="preserve">Strong track record designing </w:t>
       </w:r>
       <w:r>
         <w:rPr>
@@ -196,7 +203,21 @@
         <w:rPr>
           <w:rFonts w:ascii="Arial" w:hAnsi="Arial" w:cs="Arial"/>
         </w:rPr>
-        <w:t xml:space="preserve">. Proven ownership of </w:t>
+        <w:t>.</w:t>
+      </w:r>
+      <w:proofErr w:type="gramEnd"/>
+      <w:r>
+        <w:rPr>
+          <w:rFonts w:ascii="Arial" w:hAnsi="Arial" w:cs="Arial"/>
+        </w:rPr>
+        <w:t xml:space="preserve"> </w:t>
+      </w:r>
+      <w:proofErr w:type="gramStart"/>
+      <w:r>
+        <w:rPr>
+          <w:rFonts w:ascii="Arial" w:hAnsi="Arial" w:cs="Arial"/>
+        </w:rPr>
+        <w:t xml:space="preserve">Proven ownership of </w:t>
       </w:r>
       <w:r>
         <w:rPr>
@@ -211,6 +232,7 @@
         </w:rPr>
         <w:t xml:space="preserve">, secure data handling, and end-to-end </w:t>
       </w:r>
+      <w:proofErr w:type="spellStart"/>
       <w:r>
         <w:rPr>
           <w:rStyle w:val="Strong"/>
@@ -218,6 +240,7 @@
         </w:rPr>
         <w:t>observability</w:t>
       </w:r>
+      <w:proofErr w:type="spellEnd"/>
       <w:r>
         <w:rPr>
           <w:rFonts w:ascii="Arial" w:hAnsi="Arial" w:cs="Arial"/>
@@ -263,6 +286,7 @@
         </w:rPr>
         <w:t>.</w:t>
       </w:r>
+      <w:proofErr w:type="gramEnd"/>
     </w:p>
     <w:p>
       <w:pPr>
@@ -347,6 +371,7 @@
         </w:rPr>
         <w:t xml:space="preserve">, </w:t>
       </w:r>
+      <w:proofErr w:type="spellStart"/>
       <w:r>
         <w:rPr>
           <w:rStyle w:val="Strong"/>
@@ -356,6 +381,7 @@
         </w:rPr>
         <w:t>TypeScript</w:t>
       </w:r>
+      <w:proofErr w:type="spellEnd"/>
       <w:r>
         <w:rPr>
           <w:rFonts w:ascii="Arial" w:hAnsi="Arial" w:cs="Arial"/>
@@ -381,14 +407,25 @@
         </w:rPr>
         <w:t xml:space="preserve">, </w:t>
       </w:r>
-      <w:r>
-        <w:rPr>
-          <w:rStyle w:val="Strong"/>
-          <w:rFonts w:ascii="Arial" w:hAnsi="Arial" w:cs="Arial"/>
-          <w:sz w:val="20"/>
-          <w:szCs w:val="20"/>
-        </w:rPr>
-        <w:t>Redux Toolkit</w:t>
+      <w:proofErr w:type="spellStart"/>
+      <w:r>
+        <w:rPr>
+          <w:rStyle w:val="Strong"/>
+          <w:rFonts w:ascii="Arial" w:hAnsi="Arial" w:cs="Arial"/>
+          <w:sz w:val="20"/>
+          <w:szCs w:val="20"/>
+        </w:rPr>
+        <w:t>Redux</w:t>
+      </w:r>
+      <w:proofErr w:type="spellEnd"/>
+      <w:r>
+        <w:rPr>
+          <w:rStyle w:val="Strong"/>
+          <w:rFonts w:ascii="Arial" w:hAnsi="Arial" w:cs="Arial"/>
+          <w:sz w:val="20"/>
+          <w:szCs w:val="20"/>
+        </w:rPr>
+        <w:t xml:space="preserve"> Toolkit</w:t>
       </w:r>
       <w:r>
         <w:rPr>
@@ -483,6 +520,7 @@
         </w:rPr>
         <w:t xml:space="preserve">, </w:t>
       </w:r>
+      <w:proofErr w:type="spellStart"/>
       <w:r>
         <w:rPr>
           <w:rStyle w:val="Strong"/>
@@ -492,14 +530,16 @@
         </w:rPr>
         <w:t>Webpack</w:t>
       </w:r>
-      <w:r>
-        <w:rPr>
-          <w:rFonts w:ascii="Arial" w:hAnsi="Arial" w:cs="Arial"/>
-          <w:sz w:val="20"/>
-          <w:szCs w:val="20"/>
-        </w:rPr>
-        <w:t xml:space="preserve">, </w:t>
-      </w:r>
+      <w:proofErr w:type="spellEnd"/>
+      <w:r>
+        <w:rPr>
+          <w:rFonts w:ascii="Arial" w:hAnsi="Arial" w:cs="Arial"/>
+          <w:sz w:val="20"/>
+          <w:szCs w:val="20"/>
+        </w:rPr>
+        <w:t xml:space="preserve">, </w:t>
+      </w:r>
+      <w:proofErr w:type="spellStart"/>
       <w:r>
         <w:rPr>
           <w:rStyle w:val="Strong"/>
@@ -509,6 +549,7 @@
         </w:rPr>
         <w:t>Vite</w:t>
       </w:r>
+      <w:proofErr w:type="spellEnd"/>
     </w:p>
     <w:p>
       <w:pPr>
@@ -728,6 +769,7 @@
         </w:rPr>
         <w:t xml:space="preserve">, </w:t>
       </w:r>
+      <w:proofErr w:type="spellStart"/>
       <w:r>
         <w:rPr>
           <w:rStyle w:val="Strong"/>
@@ -737,6 +779,7 @@
         </w:rPr>
         <w:t>Microservices</w:t>
       </w:r>
+      <w:proofErr w:type="spellEnd"/>
       <w:r>
         <w:rPr>
           <w:rFonts w:ascii="Arial" w:hAnsi="Arial" w:cs="Arial"/>
@@ -779,14 +822,25 @@
         </w:rPr>
         <w:t xml:space="preserve">, </w:t>
       </w:r>
-      <w:r>
-        <w:rPr>
-          <w:rStyle w:val="Strong"/>
-          <w:rFonts w:ascii="Arial" w:hAnsi="Arial" w:cs="Arial"/>
-          <w:sz w:val="20"/>
-          <w:szCs w:val="20"/>
-        </w:rPr>
-        <w:t>Webhook Design</w:t>
+      <w:proofErr w:type="spellStart"/>
+      <w:r>
+        <w:rPr>
+          <w:rStyle w:val="Strong"/>
+          <w:rFonts w:ascii="Arial" w:hAnsi="Arial" w:cs="Arial"/>
+          <w:sz w:val="20"/>
+          <w:szCs w:val="20"/>
+        </w:rPr>
+        <w:t>Webhook</w:t>
+      </w:r>
+      <w:proofErr w:type="spellEnd"/>
+      <w:r>
+        <w:rPr>
+          <w:rStyle w:val="Strong"/>
+          <w:rFonts w:ascii="Arial" w:hAnsi="Arial" w:cs="Arial"/>
+          <w:sz w:val="20"/>
+          <w:szCs w:val="20"/>
+        </w:rPr>
+        <w:t xml:space="preserve"> Design</w:t>
       </w:r>
       <w:r>
         <w:rPr>
@@ -847,31 +901,62 @@
         </w:rPr>
         <w:t xml:space="preserve">, </w:t>
       </w:r>
-      <w:r>
-        <w:rPr>
-          <w:rStyle w:val="Strong"/>
-          <w:rFonts w:ascii="Arial" w:hAnsi="Arial" w:cs="Arial"/>
-          <w:sz w:val="20"/>
-          <w:szCs w:val="20"/>
-        </w:rPr>
-        <w:t>Idempotency Patterns</w:t>
-      </w:r>
-      <w:r>
-        <w:rPr>
-          <w:rFonts w:ascii="Arial" w:hAnsi="Arial" w:cs="Arial"/>
-          <w:sz w:val="20"/>
-          <w:szCs w:val="20"/>
-        </w:rPr>
-        <w:t xml:space="preserve">, </w:t>
-      </w:r>
-      <w:r>
-        <w:rPr>
-          <w:rStyle w:val="Strong"/>
-          <w:rFonts w:ascii="Arial" w:hAnsi="Arial" w:cs="Arial"/>
-          <w:sz w:val="20"/>
-          <w:szCs w:val="20"/>
-        </w:rPr>
-        <w:t>Retry/Backoff Strategies</w:t>
+      <w:proofErr w:type="spellStart"/>
+      <w:r>
+        <w:rPr>
+          <w:rStyle w:val="Strong"/>
+          <w:rFonts w:ascii="Arial" w:hAnsi="Arial" w:cs="Arial"/>
+          <w:sz w:val="20"/>
+          <w:szCs w:val="20"/>
+        </w:rPr>
+        <w:t>Idempotency</w:t>
+      </w:r>
+      <w:proofErr w:type="spellEnd"/>
+      <w:r>
+        <w:rPr>
+          <w:rStyle w:val="Strong"/>
+          <w:rFonts w:ascii="Arial" w:hAnsi="Arial" w:cs="Arial"/>
+          <w:sz w:val="20"/>
+          <w:szCs w:val="20"/>
+        </w:rPr>
+        <w:t xml:space="preserve"> Patterns</w:t>
+      </w:r>
+      <w:r>
+        <w:rPr>
+          <w:rFonts w:ascii="Arial" w:hAnsi="Arial" w:cs="Arial"/>
+          <w:sz w:val="20"/>
+          <w:szCs w:val="20"/>
+        </w:rPr>
+        <w:t xml:space="preserve">, </w:t>
+      </w:r>
+      <w:r>
+        <w:rPr>
+          <w:rStyle w:val="Strong"/>
+          <w:rFonts w:ascii="Arial" w:hAnsi="Arial" w:cs="Arial"/>
+          <w:sz w:val="20"/>
+          <w:szCs w:val="20"/>
+        </w:rPr>
+        <w:t>Retry/</w:t>
+      </w:r>
+      <w:proofErr w:type="spellStart"/>
+      <w:r>
+        <w:rPr>
+          <w:rStyle w:val="Strong"/>
+          <w:rFonts w:ascii="Arial" w:hAnsi="Arial" w:cs="Arial"/>
+          <w:sz w:val="20"/>
+          <w:szCs w:val="20"/>
+        </w:rPr>
+        <w:t>Backoff</w:t>
+      </w:r>
+      <w:proofErr w:type="spellEnd"/>
+      <w:r>
+        <w:rPr>
+          <w:rStyle w:val="Strong"/>
+          <w:rFonts w:ascii="Arial" w:hAnsi="Arial" w:cs="Arial"/>
+          <w:sz w:val="20"/>
+          <w:szCs w:val="20"/>
+        </w:rPr>
+        <w:t xml:space="preserve"> Strategies</w:t>
       </w:r>
       <w:r>
         <w:rPr>
@@ -922,6 +1007,7 @@
         </w:rPr>
         <w:t xml:space="preserve"> — Relational: </w:t>
       </w:r>
+      <w:proofErr w:type="spellStart"/>
       <w:r>
         <w:rPr>
           <w:rStyle w:val="Strong"/>
@@ -931,6 +1017,7 @@
         </w:rPr>
         <w:t>PostgreSQL</w:t>
       </w:r>
+      <w:proofErr w:type="spellEnd"/>
       <w:r>
         <w:rPr>
           <w:rFonts w:ascii="Arial" w:hAnsi="Arial" w:cs="Arial"/>
@@ -1039,8 +1126,27 @@
           <w:sz w:val="20"/>
           <w:szCs w:val="20"/>
         </w:rPr>
-        <w:t xml:space="preserve">; NoSQL: </w:t>
-      </w:r>
+        <w:t xml:space="preserve">; </w:t>
+      </w:r>
+      <w:proofErr w:type="spellStart"/>
+      <w:r>
+        <w:rPr>
+          <w:rFonts w:ascii="Arial" w:hAnsi="Arial" w:cs="Arial"/>
+          <w:sz w:val="20"/>
+          <w:szCs w:val="20"/>
+        </w:rPr>
+        <w:t>NoSQL</w:t>
+      </w:r>
+      <w:proofErr w:type="spellEnd"/>
+      <w:r>
+        <w:rPr>
+          <w:rFonts w:ascii="Arial" w:hAnsi="Arial" w:cs="Arial"/>
+          <w:sz w:val="20"/>
+          <w:szCs w:val="20"/>
+        </w:rPr>
+        <w:t xml:space="preserve">: </w:t>
+      </w:r>
+      <w:proofErr w:type="spellStart"/>
       <w:r>
         <w:rPr>
           <w:rStyle w:val="Strong"/>
@@ -1050,14 +1156,16 @@
         </w:rPr>
         <w:t>Redis</w:t>
       </w:r>
-      <w:r>
-        <w:rPr>
-          <w:rFonts w:ascii="Arial" w:hAnsi="Arial" w:cs="Arial"/>
-          <w:sz w:val="20"/>
-          <w:szCs w:val="20"/>
-        </w:rPr>
-        <w:t xml:space="preserve">, </w:t>
-      </w:r>
+      <w:proofErr w:type="spellEnd"/>
+      <w:r>
+        <w:rPr>
+          <w:rFonts w:ascii="Arial" w:hAnsi="Arial" w:cs="Arial"/>
+          <w:sz w:val="20"/>
+          <w:szCs w:val="20"/>
+        </w:rPr>
+        <w:t xml:space="preserve">, </w:t>
+      </w:r>
+      <w:proofErr w:type="spellStart"/>
       <w:r>
         <w:rPr>
           <w:rStyle w:val="Strong"/>
@@ -1067,14 +1175,16 @@
         </w:rPr>
         <w:t>MongoDB</w:t>
       </w:r>
-      <w:r>
-        <w:rPr>
-          <w:rFonts w:ascii="Arial" w:hAnsi="Arial" w:cs="Arial"/>
-          <w:sz w:val="20"/>
-          <w:szCs w:val="20"/>
-        </w:rPr>
-        <w:t xml:space="preserve">, </w:t>
-      </w:r>
+      <w:proofErr w:type="spellEnd"/>
+      <w:r>
+        <w:rPr>
+          <w:rFonts w:ascii="Arial" w:hAnsi="Arial" w:cs="Arial"/>
+          <w:sz w:val="20"/>
+          <w:szCs w:val="20"/>
+        </w:rPr>
+        <w:t xml:space="preserve">, </w:t>
+      </w:r>
+      <w:proofErr w:type="spellStart"/>
       <w:r>
         <w:rPr>
           <w:rStyle w:val="Strong"/>
@@ -1084,22 +1194,34 @@
         </w:rPr>
         <w:t>DynamoDB</w:t>
       </w:r>
-      <w:r>
-        <w:rPr>
-          <w:rFonts w:ascii="Arial" w:hAnsi="Arial" w:cs="Arial"/>
-          <w:sz w:val="20"/>
-          <w:szCs w:val="20"/>
-        </w:rPr>
-        <w:t xml:space="preserve">, </w:t>
-      </w:r>
-      <w:r>
-        <w:rPr>
-          <w:rStyle w:val="Strong"/>
-          <w:rFonts w:ascii="Arial" w:hAnsi="Arial" w:cs="Arial"/>
-          <w:sz w:val="20"/>
-          <w:szCs w:val="20"/>
-        </w:rPr>
-        <w:t>NoSQL Concepts</w:t>
+      <w:proofErr w:type="spellEnd"/>
+      <w:r>
+        <w:rPr>
+          <w:rFonts w:ascii="Arial" w:hAnsi="Arial" w:cs="Arial"/>
+          <w:sz w:val="20"/>
+          <w:szCs w:val="20"/>
+        </w:rPr>
+        <w:t xml:space="preserve">, </w:t>
+      </w:r>
+      <w:proofErr w:type="spellStart"/>
+      <w:r>
+        <w:rPr>
+          <w:rStyle w:val="Strong"/>
+          <w:rFonts w:ascii="Arial" w:hAnsi="Arial" w:cs="Arial"/>
+          <w:sz w:val="20"/>
+          <w:szCs w:val="20"/>
+        </w:rPr>
+        <w:t>NoSQL</w:t>
+      </w:r>
+      <w:proofErr w:type="spellEnd"/>
+      <w:r>
+        <w:rPr>
+          <w:rStyle w:val="Strong"/>
+          <w:rFonts w:ascii="Arial" w:hAnsi="Arial" w:cs="Arial"/>
+          <w:sz w:val="20"/>
+          <w:szCs w:val="20"/>
+        </w:rPr>
+        <w:t xml:space="preserve"> Concepts</w:t>
       </w:r>
       <w:r>
         <w:rPr>
@@ -1143,6 +1265,7 @@
         </w:rPr>
         <w:t xml:space="preserve">, </w:t>
       </w:r>
+      <w:proofErr w:type="spellStart"/>
       <w:r>
         <w:rPr>
           <w:rStyle w:val="Strong"/>
@@ -1152,6 +1275,7 @@
         </w:rPr>
         <w:t>RabbitMQ</w:t>
       </w:r>
+      <w:proofErr w:type="spellEnd"/>
       <w:r>
         <w:rPr>
           <w:rFonts w:ascii="Arial" w:hAnsi="Arial" w:cs="Arial"/>
@@ -1177,6 +1301,7 @@
         </w:rPr>
         <w:t xml:space="preserve">; Search: </w:t>
       </w:r>
+      <w:proofErr w:type="spellStart"/>
       <w:r>
         <w:rPr>
           <w:rStyle w:val="Strong"/>
@@ -1186,6 +1311,7 @@
         </w:rPr>
         <w:t>Elasticsearch</w:t>
       </w:r>
+      <w:proofErr w:type="spellEnd"/>
       <w:r>
         <w:rPr>
           <w:rFonts w:ascii="Arial" w:hAnsi="Arial" w:cs="Arial"/>
@@ -1228,6 +1354,7 @@
         </w:rPr>
         <w:t xml:space="preserve">, </w:t>
       </w:r>
+      <w:proofErr w:type="spellStart"/>
       <w:r>
         <w:rPr>
           <w:rStyle w:val="Strong"/>
@@ -1237,6 +1364,7 @@
         </w:rPr>
         <w:t>BigQuery</w:t>
       </w:r>
+      <w:proofErr w:type="spellEnd"/>
       <w:r>
         <w:rPr>
           <w:rFonts w:ascii="Arial" w:hAnsi="Arial" w:cs="Arial"/>
@@ -1276,8 +1404,19 @@
           <w:sz w:val="20"/>
           <w:szCs w:val="20"/>
         </w:rPr>
-        <w:t>Cloud &amp; DevOps</w:t>
-      </w:r>
+        <w:t xml:space="preserve">Cloud &amp; </w:t>
+      </w:r>
+      <w:proofErr w:type="spellStart"/>
+      <w:r>
+        <w:rPr>
+          <w:rStyle w:val="Strong"/>
+          <w:rFonts w:ascii="Arial" w:hAnsi="Arial" w:cs="Arial"/>
+          <w:sz w:val="20"/>
+          <w:szCs w:val="20"/>
+        </w:rPr>
+        <w:t>DevOps</w:t>
+      </w:r>
+      <w:proofErr w:type="spellEnd"/>
       <w:r>
         <w:rPr>
           <w:rFonts w:ascii="Arial" w:hAnsi="Arial" w:cs="Arial"/>
@@ -1405,6 +1544,7 @@
         </w:rPr>
         <w:t xml:space="preserve">, </w:t>
       </w:r>
+      <w:proofErr w:type="spellStart"/>
       <w:r>
         <w:rPr>
           <w:rStyle w:val="Strong"/>
@@ -1414,6 +1554,7 @@
         </w:rPr>
         <w:t>CloudFront</w:t>
       </w:r>
+      <w:proofErr w:type="spellEnd"/>
       <w:r>
         <w:rPr>
           <w:rFonts w:ascii="Arial" w:hAnsi="Arial" w:cs="Arial"/>
@@ -1439,6 +1580,7 @@
         </w:rPr>
         <w:t xml:space="preserve">, </w:t>
       </w:r>
+      <w:proofErr w:type="spellStart"/>
       <w:r>
         <w:rPr>
           <w:rStyle w:val="Strong"/>
@@ -1448,14 +1590,16 @@
         </w:rPr>
         <w:t>DynamoDB</w:t>
       </w:r>
-      <w:r>
-        <w:rPr>
-          <w:rFonts w:ascii="Arial" w:hAnsi="Arial" w:cs="Arial"/>
-          <w:sz w:val="20"/>
-          <w:szCs w:val="20"/>
-        </w:rPr>
-        <w:t xml:space="preserve">, </w:t>
-      </w:r>
+      <w:proofErr w:type="spellEnd"/>
+      <w:r>
+        <w:rPr>
+          <w:rFonts w:ascii="Arial" w:hAnsi="Arial" w:cs="Arial"/>
+          <w:sz w:val="20"/>
+          <w:szCs w:val="20"/>
+        </w:rPr>
+        <w:t xml:space="preserve">, </w:t>
+      </w:r>
+      <w:proofErr w:type="spellStart"/>
       <w:r>
         <w:rPr>
           <w:rStyle w:val="Strong"/>
@@ -1465,14 +1609,16 @@
         </w:rPr>
         <w:t>ElastiCache</w:t>
       </w:r>
-      <w:r>
-        <w:rPr>
-          <w:rFonts w:ascii="Arial" w:hAnsi="Arial" w:cs="Arial"/>
-          <w:sz w:val="20"/>
-          <w:szCs w:val="20"/>
-        </w:rPr>
-        <w:t xml:space="preserve">, </w:t>
-      </w:r>
+      <w:proofErr w:type="spellEnd"/>
+      <w:r>
+        <w:rPr>
+          <w:rFonts w:ascii="Arial" w:hAnsi="Arial" w:cs="Arial"/>
+          <w:sz w:val="20"/>
+          <w:szCs w:val="20"/>
+        </w:rPr>
+        <w:t xml:space="preserve">, </w:t>
+      </w:r>
+      <w:proofErr w:type="spellStart"/>
       <w:r>
         <w:rPr>
           <w:rStyle w:val="Strong"/>
@@ -1482,6 +1628,7 @@
         </w:rPr>
         <w:t>EventBridge</w:t>
       </w:r>
+      <w:proofErr w:type="spellEnd"/>
       <w:r>
         <w:rPr>
           <w:rFonts w:ascii="Arial" w:hAnsi="Arial" w:cs="Arial"/>
@@ -1728,6 +1875,7 @@
         </w:rPr>
         <w:t xml:space="preserve">, </w:t>
       </w:r>
+      <w:proofErr w:type="spellStart"/>
       <w:r>
         <w:rPr>
           <w:rStyle w:val="Strong"/>
@@ -1737,6 +1885,7 @@
         </w:rPr>
         <w:t>BigQuery</w:t>
       </w:r>
+      <w:proofErr w:type="spellEnd"/>
       <w:r>
         <w:rPr>
           <w:rFonts w:ascii="Arial" w:hAnsi="Arial" w:cs="Arial"/>
@@ -1745,6 +1894,7 @@
         </w:rPr>
         <w:t xml:space="preserve">; </w:t>
       </w:r>
+      <w:proofErr w:type="spellStart"/>
       <w:r>
         <w:rPr>
           <w:rStyle w:val="Strong"/>
@@ -1754,14 +1904,16 @@
         </w:rPr>
         <w:t>Docker</w:t>
       </w:r>
-      <w:r>
-        <w:rPr>
-          <w:rFonts w:ascii="Arial" w:hAnsi="Arial" w:cs="Arial"/>
-          <w:sz w:val="20"/>
-          <w:szCs w:val="20"/>
-        </w:rPr>
-        <w:t xml:space="preserve">, </w:t>
-      </w:r>
+      <w:proofErr w:type="spellEnd"/>
+      <w:r>
+        <w:rPr>
+          <w:rFonts w:ascii="Arial" w:hAnsi="Arial" w:cs="Arial"/>
+          <w:sz w:val="20"/>
+          <w:szCs w:val="20"/>
+        </w:rPr>
+        <w:t xml:space="preserve">, </w:t>
+      </w:r>
+      <w:proofErr w:type="spellStart"/>
       <w:r>
         <w:rPr>
           <w:rStyle w:val="Strong"/>
@@ -1771,14 +1923,16 @@
         </w:rPr>
         <w:t>Kubernetes</w:t>
       </w:r>
-      <w:r>
-        <w:rPr>
-          <w:rFonts w:ascii="Arial" w:hAnsi="Arial" w:cs="Arial"/>
-          <w:sz w:val="20"/>
-          <w:szCs w:val="20"/>
-        </w:rPr>
-        <w:t xml:space="preserve">, </w:t>
-      </w:r>
+      <w:proofErr w:type="spellEnd"/>
+      <w:r>
+        <w:rPr>
+          <w:rFonts w:ascii="Arial" w:hAnsi="Arial" w:cs="Arial"/>
+          <w:sz w:val="20"/>
+          <w:szCs w:val="20"/>
+        </w:rPr>
+        <w:t xml:space="preserve">, </w:t>
+      </w:r>
+      <w:proofErr w:type="spellStart"/>
       <w:r>
         <w:rPr>
           <w:rStyle w:val="Strong"/>
@@ -1788,14 +1942,16 @@
         </w:rPr>
         <w:t>Terraform</w:t>
       </w:r>
-      <w:r>
-        <w:rPr>
-          <w:rFonts w:ascii="Arial" w:hAnsi="Arial" w:cs="Arial"/>
-          <w:sz w:val="20"/>
-          <w:szCs w:val="20"/>
-        </w:rPr>
-        <w:t xml:space="preserve">, </w:t>
-      </w:r>
+      <w:proofErr w:type="spellEnd"/>
+      <w:r>
+        <w:rPr>
+          <w:rFonts w:ascii="Arial" w:hAnsi="Arial" w:cs="Arial"/>
+          <w:sz w:val="20"/>
+          <w:szCs w:val="20"/>
+        </w:rPr>
+        <w:t xml:space="preserve">, </w:t>
+      </w:r>
+      <w:proofErr w:type="spellStart"/>
       <w:r>
         <w:rPr>
           <w:rStyle w:val="Strong"/>
@@ -1805,6 +1961,7 @@
         </w:rPr>
         <w:t>CloudFormation</w:t>
       </w:r>
+      <w:proofErr w:type="spellEnd"/>
       <w:r>
         <w:rPr>
           <w:rFonts w:ascii="Arial" w:hAnsi="Arial" w:cs="Arial"/>
@@ -1847,32 +2004,54 @@
         </w:rPr>
         <w:t xml:space="preserve">, </w:t>
       </w:r>
-      <w:r>
-        <w:rPr>
-          <w:rStyle w:val="Strong"/>
-          <w:rFonts w:ascii="Arial" w:hAnsi="Arial" w:cs="Arial"/>
-          <w:sz w:val="20"/>
-          <w:szCs w:val="20"/>
-        </w:rPr>
-        <w:t>GitHub Actions</w:t>
-      </w:r>
-      <w:r>
-        <w:rPr>
-          <w:rFonts w:ascii="Arial" w:hAnsi="Arial" w:cs="Arial"/>
-          <w:sz w:val="20"/>
-          <w:szCs w:val="20"/>
-        </w:rPr>
-        <w:t xml:space="preserve">, </w:t>
-      </w:r>
-      <w:r>
-        <w:rPr>
-          <w:rStyle w:val="Strong"/>
-          <w:rFonts w:ascii="Arial" w:hAnsi="Arial" w:cs="Arial"/>
-          <w:sz w:val="20"/>
-          <w:szCs w:val="20"/>
-        </w:rPr>
-        <w:t>Azure DevOps</w:t>
-      </w:r>
+      <w:proofErr w:type="spellStart"/>
+      <w:r>
+        <w:rPr>
+          <w:rStyle w:val="Strong"/>
+          <w:rFonts w:ascii="Arial" w:hAnsi="Arial" w:cs="Arial"/>
+          <w:sz w:val="20"/>
+          <w:szCs w:val="20"/>
+        </w:rPr>
+        <w:t>GitHub</w:t>
+      </w:r>
+      <w:proofErr w:type="spellEnd"/>
+      <w:r>
+        <w:rPr>
+          <w:rStyle w:val="Strong"/>
+          <w:rFonts w:ascii="Arial" w:hAnsi="Arial" w:cs="Arial"/>
+          <w:sz w:val="20"/>
+          <w:szCs w:val="20"/>
+        </w:rPr>
+        <w:t xml:space="preserve"> Actions</w:t>
+      </w:r>
+      <w:r>
+        <w:rPr>
+          <w:rFonts w:ascii="Arial" w:hAnsi="Arial" w:cs="Arial"/>
+          <w:sz w:val="20"/>
+          <w:szCs w:val="20"/>
+        </w:rPr>
+        <w:t xml:space="preserve">, </w:t>
+      </w:r>
+      <w:r>
+        <w:rPr>
+          <w:rStyle w:val="Strong"/>
+          <w:rFonts w:ascii="Arial" w:hAnsi="Arial" w:cs="Arial"/>
+          <w:sz w:val="20"/>
+          <w:szCs w:val="20"/>
+        </w:rPr>
+        <w:t xml:space="preserve">Azure </w:t>
+      </w:r>
+      <w:proofErr w:type="spellStart"/>
+      <w:r>
+        <w:rPr>
+          <w:rStyle w:val="Strong"/>
+          <w:rFonts w:ascii="Arial" w:hAnsi="Arial" w:cs="Arial"/>
+          <w:sz w:val="20"/>
+          <w:szCs w:val="20"/>
+        </w:rPr>
+        <w:t>DevOps</w:t>
+      </w:r>
+      <w:proofErr w:type="spellEnd"/>
       <w:r>
         <w:rPr>
           <w:rFonts w:ascii="Arial" w:hAnsi="Arial" w:cs="Arial"/>
@@ -1905,14 +2084,25 @@
           <w:szCs w:val="20"/>
         </w:rPr>
       </w:pPr>
-      <w:r>
-        <w:rPr>
-          <w:rStyle w:val="Strong"/>
-          <w:rFonts w:ascii="Arial" w:hAnsi="Arial" w:cs="Arial"/>
-          <w:sz w:val="20"/>
-          <w:szCs w:val="20"/>
-        </w:rPr>
-        <w:t>Observability, Quality &amp; Security</w:t>
+      <w:proofErr w:type="spellStart"/>
+      <w:r>
+        <w:rPr>
+          <w:rStyle w:val="Strong"/>
+          <w:rFonts w:ascii="Arial" w:hAnsi="Arial" w:cs="Arial"/>
+          <w:sz w:val="20"/>
+          <w:szCs w:val="20"/>
+        </w:rPr>
+        <w:t>Observability</w:t>
+      </w:r>
+      <w:proofErr w:type="spellEnd"/>
+      <w:r>
+        <w:rPr>
+          <w:rStyle w:val="Strong"/>
+          <w:rFonts w:ascii="Arial" w:hAnsi="Arial" w:cs="Arial"/>
+          <w:sz w:val="20"/>
+          <w:szCs w:val="20"/>
+        </w:rPr>
+        <w:t>, Quality &amp; Security</w:t>
       </w:r>
       <w:r>
         <w:rPr>
@@ -1922,6 +2112,7 @@
         </w:rPr>
         <w:t xml:space="preserve"> — </w:t>
       </w:r>
+      <w:proofErr w:type="spellStart"/>
       <w:r>
         <w:rPr>
           <w:rStyle w:val="Strong"/>
@@ -1931,6 +2122,7 @@
         </w:rPr>
         <w:t>Observability</w:t>
       </w:r>
+      <w:proofErr w:type="spellEnd"/>
       <w:r>
         <w:rPr>
           <w:rFonts w:ascii="Arial" w:hAnsi="Arial" w:cs="Arial"/>
@@ -1956,6 +2148,7 @@
         </w:rPr>
         <w:t xml:space="preserve">, </w:t>
       </w:r>
+      <w:proofErr w:type="spellStart"/>
       <w:r>
         <w:rPr>
           <w:rStyle w:val="Strong"/>
@@ -1965,14 +2158,16 @@
         </w:rPr>
         <w:t>OpenTelemetry</w:t>
       </w:r>
-      <w:r>
-        <w:rPr>
-          <w:rFonts w:ascii="Arial" w:hAnsi="Arial" w:cs="Arial"/>
-          <w:sz w:val="20"/>
-          <w:szCs w:val="20"/>
-        </w:rPr>
-        <w:t xml:space="preserve">, </w:t>
-      </w:r>
+      <w:proofErr w:type="spellEnd"/>
+      <w:r>
+        <w:rPr>
+          <w:rFonts w:ascii="Arial" w:hAnsi="Arial" w:cs="Arial"/>
+          <w:sz w:val="20"/>
+          <w:szCs w:val="20"/>
+        </w:rPr>
+        <w:t xml:space="preserve">, </w:t>
+      </w:r>
+      <w:proofErr w:type="spellStart"/>
       <w:r>
         <w:rPr>
           <w:rStyle w:val="Strong"/>
@@ -1982,6 +2177,7 @@
         </w:rPr>
         <w:t>Datadog</w:t>
       </w:r>
+      <w:proofErr w:type="spellEnd"/>
       <w:r>
         <w:rPr>
           <w:rFonts w:ascii="Arial" w:hAnsi="Arial" w:cs="Arial"/>
@@ -2007,6 +2203,7 @@
         </w:rPr>
         <w:t xml:space="preserve">, </w:t>
       </w:r>
+      <w:proofErr w:type="spellStart"/>
       <w:r>
         <w:rPr>
           <w:rStyle w:val="Strong"/>
@@ -2016,6 +2213,7 @@
         </w:rPr>
         <w:t>Grafana</w:t>
       </w:r>
+      <w:proofErr w:type="spellEnd"/>
       <w:r>
         <w:rPr>
           <w:rFonts w:ascii="Arial" w:hAnsi="Arial" w:cs="Arial"/>
@@ -2041,6 +2239,7 @@
         </w:rPr>
         <w:t xml:space="preserve">, </w:t>
       </w:r>
+      <w:proofErr w:type="spellStart"/>
       <w:r>
         <w:rPr>
           <w:rStyle w:val="Strong"/>
@@ -2050,6 +2249,7 @@
         </w:rPr>
         <w:t>CloudWatch</w:t>
       </w:r>
+      <w:proofErr w:type="spellEnd"/>
       <w:r>
         <w:rPr>
           <w:rFonts w:ascii="Arial" w:hAnsi="Arial" w:cs="Arial"/>
@@ -2211,14 +2411,25 @@
         </w:rPr>
         <w:t xml:space="preserve">, </w:t>
       </w:r>
-      <w:r>
-        <w:rPr>
-          <w:rStyle w:val="Strong"/>
-          <w:rFonts w:ascii="Arial" w:hAnsi="Arial" w:cs="Arial"/>
-          <w:sz w:val="20"/>
-          <w:szCs w:val="20"/>
-        </w:rPr>
-        <w:t>OpenID Connect</w:t>
+      <w:proofErr w:type="spellStart"/>
+      <w:r>
+        <w:rPr>
+          <w:rStyle w:val="Strong"/>
+          <w:rFonts w:ascii="Arial" w:hAnsi="Arial" w:cs="Arial"/>
+          <w:sz w:val="20"/>
+          <w:szCs w:val="20"/>
+        </w:rPr>
+        <w:t>OpenID</w:t>
+      </w:r>
+      <w:proofErr w:type="spellEnd"/>
+      <w:r>
+        <w:rPr>
+          <w:rStyle w:val="Strong"/>
+          <w:rFonts w:ascii="Arial" w:hAnsi="Arial" w:cs="Arial"/>
+          <w:sz w:val="20"/>
+          <w:szCs w:val="20"/>
+        </w:rPr>
+        <w:t xml:space="preserve"> Connect</w:t>
       </w:r>
       <w:r>
         <w:rPr>
@@ -2245,6 +2456,7 @@
         </w:rPr>
         <w:t xml:space="preserve">, </w:t>
       </w:r>
+      <w:proofErr w:type="spellStart"/>
       <w:r>
         <w:rPr>
           <w:rStyle w:val="Strong"/>
@@ -2254,6 +2466,7 @@
         </w:rPr>
         <w:t>Okta</w:t>
       </w:r>
+      <w:proofErr w:type="spellEnd"/>
       <w:r>
         <w:rPr>
           <w:rFonts w:ascii="Arial" w:hAnsi="Arial" w:cs="Arial"/>
@@ -2286,8 +2499,19 @@
           <w:sz w:val="20"/>
           <w:szCs w:val="20"/>
         </w:rPr>
-        <w:t>AWS Cognito</w:t>
-      </w:r>
+        <w:t xml:space="preserve">AWS </w:t>
+      </w:r>
+      <w:proofErr w:type="spellStart"/>
+      <w:r>
+        <w:rPr>
+          <w:rStyle w:val="Strong"/>
+          <w:rFonts w:ascii="Arial" w:hAnsi="Arial" w:cs="Arial"/>
+          <w:sz w:val="20"/>
+          <w:szCs w:val="20"/>
+        </w:rPr>
+        <w:t>Cognito</w:t>
+      </w:r>
+      <w:proofErr w:type="spellEnd"/>
       <w:r>
         <w:rPr>
           <w:rFonts w:ascii="Arial" w:hAnsi="Arial" w:cs="Arial"/>
@@ -2449,7 +2673,31 @@
           <w:sz w:val="21"/>
           <w:szCs w:val="21"/>
         </w:rPr>
-        <w:t>Web Venturez LLC</w:t>
+        <w:t xml:space="preserve">Web </w:t>
+      </w:r>
+      <w:proofErr w:type="spellStart"/>
+      <w:r>
+        <w:rPr>
+          <w:rFonts w:ascii="Arial" w:eastAsia="Arial" w:hAnsi="Arial" w:cs="Arial"/>
+          <w:b/>
+          <w:bCs/>
+          <w:color w:val="6F8F6B"/>
+          <w:sz w:val="21"/>
+          <w:szCs w:val="21"/>
+        </w:rPr>
+        <w:t>Venturez</w:t>
+      </w:r>
+      <w:proofErr w:type="spellEnd"/>
+      <w:r>
+        <w:rPr>
+          <w:rFonts w:ascii="Arial" w:eastAsia="Arial" w:hAnsi="Arial" w:cs="Arial"/>
+          <w:b/>
+          <w:bCs/>
+          <w:color w:val="6F8F6B"/>
+          <w:sz w:val="21"/>
+          <w:szCs w:val="21"/>
+        </w:rPr>
+        <w:t xml:space="preserve"> LLC</w:t>
       </w:r>
     </w:p>
     <w:p>
@@ -2496,7 +2744,23 @@
           <w:rFonts w:ascii="Arial" w:hAnsi="Arial" w:cs="Arial"/>
           <w:sz w:val="20"/>
         </w:rPr>
-        <w:t xml:space="preserve"> SaaS module by building </w:t>
+        <w:t xml:space="preserve"> </w:t>
+      </w:r>
+      <w:proofErr w:type="spellStart"/>
+      <w:r>
+        <w:rPr>
+          <w:rFonts w:ascii="Arial" w:hAnsi="Arial" w:cs="Arial"/>
+          <w:sz w:val="20"/>
+        </w:rPr>
+        <w:t>SaaS</w:t>
+      </w:r>
+      <w:proofErr w:type="spellEnd"/>
+      <w:r>
+        <w:rPr>
+          <w:rFonts w:ascii="Arial" w:hAnsi="Arial" w:cs="Arial"/>
+          <w:sz w:val="20"/>
+        </w:rPr>
+        <w:t xml:space="preserve"> module by building </w:t>
       </w:r>
       <w:r>
         <w:rPr>
@@ -2606,7 +2870,25 @@
           <w:rFonts w:ascii="Arial" w:hAnsi="Arial" w:cs="Arial"/>
           <w:sz w:val="20"/>
         </w:rPr>
-        <w:t>OAuth2/OpenID Connect</w:t>
+        <w:t>OAuth2/</w:t>
+      </w:r>
+      <w:proofErr w:type="spellStart"/>
+      <w:r>
+        <w:rPr>
+          <w:rStyle w:val="Strong"/>
+          <w:rFonts w:ascii="Arial" w:hAnsi="Arial" w:cs="Arial"/>
+          <w:sz w:val="20"/>
+        </w:rPr>
+        <w:t>OpenID</w:t>
+      </w:r>
+      <w:proofErr w:type="spellEnd"/>
+      <w:r>
+        <w:rPr>
+          <w:rStyle w:val="Strong"/>
+          <w:rFonts w:ascii="Arial" w:hAnsi="Arial" w:cs="Arial"/>
+          <w:sz w:val="20"/>
+        </w:rPr>
+        <w:t xml:space="preserve"> Connect</w:t>
       </w:r>
       <w:r>
         <w:rPr>
@@ -2681,6 +2963,7 @@
         </w:rPr>
         <w:t xml:space="preserve"> messaging, </w:t>
       </w:r>
+      <w:proofErr w:type="spellStart"/>
       <w:r>
         <w:rPr>
           <w:rStyle w:val="Strong"/>
@@ -2689,12 +2972,29 @@
         </w:rPr>
         <w:t>idempotency</w:t>
       </w:r>
-      <w:r>
-        <w:rPr>
-          <w:rFonts w:ascii="Arial" w:hAnsi="Arial" w:cs="Arial"/>
-          <w:sz w:val="20"/>
-        </w:rPr>
-        <w:t xml:space="preserve"> keys, and retry/backoff strategies, keeping third-party sync jobs stable under throttling and timeouts.</w:t>
+      <w:proofErr w:type="spellEnd"/>
+      <w:r>
+        <w:rPr>
+          <w:rFonts w:ascii="Arial" w:hAnsi="Arial" w:cs="Arial"/>
+          <w:sz w:val="20"/>
+        </w:rPr>
+        <w:t xml:space="preserve"> keys, and retry/</w:t>
+      </w:r>
+      <w:proofErr w:type="spellStart"/>
+      <w:r>
+        <w:rPr>
+          <w:rFonts w:ascii="Arial" w:hAnsi="Arial" w:cs="Arial"/>
+          <w:sz w:val="20"/>
+        </w:rPr>
+        <w:t>backoff</w:t>
+      </w:r>
+      <w:proofErr w:type="spellEnd"/>
+      <w:r>
+        <w:rPr>
+          <w:rFonts w:ascii="Arial" w:hAnsi="Arial" w:cs="Arial"/>
+          <w:sz w:val="20"/>
+        </w:rPr>
+        <w:t xml:space="preserve"> strategies, keeping third-party sync jobs stable under throttling and timeouts.</w:t>
       </w:r>
     </w:p>
     <w:p>
@@ -2819,6 +3119,7 @@
         </w:rPr>
         <w:t xml:space="preserve">, </w:t>
       </w:r>
+      <w:proofErr w:type="spellStart"/>
       <w:r>
         <w:rPr>
           <w:rStyle w:val="Strong"/>
@@ -2827,6 +3128,7 @@
         </w:rPr>
         <w:t>PostgreSQL</w:t>
       </w:r>
+      <w:proofErr w:type="spellEnd"/>
       <w:r>
         <w:rPr>
           <w:rFonts w:ascii="Arial" w:hAnsi="Arial" w:cs="Arial"/>
@@ -2870,6 +3172,7 @@
         </w:rPr>
         <w:t xml:space="preserve">Implemented caching strategies using </w:t>
       </w:r>
+      <w:proofErr w:type="spellStart"/>
       <w:r>
         <w:rPr>
           <w:rStyle w:val="Strong"/>
@@ -2878,6 +3181,7 @@
         </w:rPr>
         <w:t>Redis</w:t>
       </w:r>
+      <w:proofErr w:type="spellEnd"/>
       <w:r>
         <w:rPr>
           <w:rFonts w:ascii="Arial" w:hAnsi="Arial" w:cs="Arial"/>
@@ -2885,6 +3189,7 @@
         </w:rPr>
         <w:t xml:space="preserve"> and </w:t>
       </w:r>
+      <w:proofErr w:type="spellStart"/>
       <w:r>
         <w:rPr>
           <w:rStyle w:val="Strong"/>
@@ -2893,12 +3198,29 @@
         </w:rPr>
         <w:t>ElastiCache</w:t>
       </w:r>
-      <w:r>
-        <w:rPr>
-          <w:rFonts w:ascii="Arial" w:hAnsi="Arial" w:cs="Arial"/>
-          <w:sz w:val="20"/>
-        </w:rPr>
-        <w:t>, reducing repeated computations and protecting primary datastores during peak-hour load.</w:t>
+      <w:proofErr w:type="spellEnd"/>
+      <w:r>
+        <w:rPr>
+          <w:rFonts w:ascii="Arial" w:hAnsi="Arial" w:cs="Arial"/>
+          <w:sz w:val="20"/>
+        </w:rPr>
+        <w:t xml:space="preserve">, reducing repeated computations and protecting primary </w:t>
+      </w:r>
+      <w:proofErr w:type="spellStart"/>
+      <w:r>
+        <w:rPr>
+          <w:rFonts w:ascii="Arial" w:hAnsi="Arial" w:cs="Arial"/>
+          <w:sz w:val="20"/>
+        </w:rPr>
+        <w:t>datastores</w:t>
+      </w:r>
+      <w:proofErr w:type="spellEnd"/>
+      <w:r>
+        <w:rPr>
+          <w:rFonts w:ascii="Arial" w:hAnsi="Arial" w:cs="Arial"/>
+          <w:sz w:val="20"/>
+        </w:rPr>
+        <w:t xml:space="preserve"> during peak-hour load.</w:t>
       </w:r>
     </w:p>
     <w:p>
@@ -2921,6 +3243,7 @@
         </w:rPr>
         <w:t xml:space="preserve">Built modern frontend patterns with </w:t>
       </w:r>
+      <w:proofErr w:type="spellStart"/>
       <w:r>
         <w:rPr>
           <w:rStyle w:val="Strong"/>
@@ -2929,20 +3252,31 @@
         </w:rPr>
         <w:t>TypeScript</w:t>
       </w:r>
-      <w:r>
-        <w:rPr>
-          <w:rFonts w:ascii="Arial" w:hAnsi="Arial" w:cs="Arial"/>
-          <w:sz w:val="20"/>
-        </w:rPr>
-        <w:t xml:space="preserve">, </w:t>
-      </w:r>
-      <w:r>
-        <w:rPr>
-          <w:rStyle w:val="Strong"/>
-          <w:rFonts w:ascii="Arial" w:hAnsi="Arial" w:cs="Arial"/>
-          <w:sz w:val="20"/>
-        </w:rPr>
-        <w:t>Redux Toolkit</w:t>
+      <w:proofErr w:type="spellEnd"/>
+      <w:r>
+        <w:rPr>
+          <w:rFonts w:ascii="Arial" w:hAnsi="Arial" w:cs="Arial"/>
+          <w:sz w:val="20"/>
+        </w:rPr>
+        <w:t xml:space="preserve">, </w:t>
+      </w:r>
+      <w:proofErr w:type="spellStart"/>
+      <w:r>
+        <w:rPr>
+          <w:rStyle w:val="Strong"/>
+          <w:rFonts w:ascii="Arial" w:hAnsi="Arial" w:cs="Arial"/>
+          <w:sz w:val="20"/>
+        </w:rPr>
+        <w:t>Redux</w:t>
+      </w:r>
+      <w:proofErr w:type="spellEnd"/>
+      <w:r>
+        <w:rPr>
+          <w:rStyle w:val="Strong"/>
+          <w:rFonts w:ascii="Arial" w:hAnsi="Arial" w:cs="Arial"/>
+          <w:sz w:val="20"/>
+        </w:rPr>
+        <w:t xml:space="preserve"> Toolkit</w:t>
       </w:r>
       <w:r>
         <w:rPr>
@@ -3021,7 +3355,23 @@
           <w:rFonts w:ascii="Arial" w:hAnsi="Arial" w:cs="Arial"/>
           <w:sz w:val="20"/>
         </w:rPr>
-        <w:t xml:space="preserve">Standardized observability with correlation IDs, </w:t>
+        <w:t xml:space="preserve">Standardized </w:t>
+      </w:r>
+      <w:proofErr w:type="spellStart"/>
+      <w:r>
+        <w:rPr>
+          <w:rFonts w:ascii="Arial" w:hAnsi="Arial" w:cs="Arial"/>
+          <w:sz w:val="20"/>
+        </w:rPr>
+        <w:t>observability</w:t>
+      </w:r>
+      <w:proofErr w:type="spellEnd"/>
+      <w:r>
+        <w:rPr>
+          <w:rFonts w:ascii="Arial" w:hAnsi="Arial" w:cs="Arial"/>
+          <w:sz w:val="20"/>
+        </w:rPr>
+        <w:t xml:space="preserve"> with correlation IDs, </w:t>
       </w:r>
       <w:r>
         <w:rPr>
@@ -3038,6 +3388,7 @@
         </w:rPr>
         <w:t xml:space="preserve">, </w:t>
       </w:r>
+      <w:proofErr w:type="spellStart"/>
       <w:r>
         <w:rPr>
           <w:rStyle w:val="Strong"/>
@@ -3046,6 +3397,7 @@
         </w:rPr>
         <w:t>OpenTelemetry</w:t>
       </w:r>
+      <w:proofErr w:type="spellEnd"/>
       <w:r>
         <w:rPr>
           <w:rFonts w:ascii="Arial" w:hAnsi="Arial" w:cs="Arial"/>
@@ -3053,6 +3405,7 @@
         </w:rPr>
         <w:t xml:space="preserve"> traces, and platform dashboards via </w:t>
       </w:r>
+      <w:proofErr w:type="spellStart"/>
       <w:r>
         <w:rPr>
           <w:rStyle w:val="Strong"/>
@@ -3061,13 +3414,15 @@
         </w:rPr>
         <w:t>CloudWatch</w:t>
       </w:r>
-      <w:r>
-        <w:rPr>
-          <w:rFonts w:ascii="Arial" w:hAnsi="Arial" w:cs="Arial"/>
-          <w:sz w:val="20"/>
-        </w:rPr>
-        <w:t xml:space="preserve">, </w:t>
-      </w:r>
+      <w:proofErr w:type="spellEnd"/>
+      <w:r>
+        <w:rPr>
+          <w:rFonts w:ascii="Arial" w:hAnsi="Arial" w:cs="Arial"/>
+          <w:sz w:val="20"/>
+        </w:rPr>
+        <w:t xml:space="preserve">, </w:t>
+      </w:r>
+      <w:proofErr w:type="spellStart"/>
       <w:r>
         <w:rPr>
           <w:rStyle w:val="Strong"/>
@@ -3076,6 +3431,7 @@
         </w:rPr>
         <w:t>Grafana</w:t>
       </w:r>
+      <w:proofErr w:type="spellEnd"/>
       <w:r>
         <w:rPr>
           <w:rFonts w:ascii="Arial" w:hAnsi="Arial" w:cs="Arial"/>
@@ -3083,6 +3439,7 @@
         </w:rPr>
         <w:t xml:space="preserve">, and </w:t>
       </w:r>
+      <w:proofErr w:type="spellStart"/>
       <w:r>
         <w:rPr>
           <w:rStyle w:val="Strong"/>
@@ -3091,6 +3448,7 @@
         </w:rPr>
         <w:t>Datadog</w:t>
       </w:r>
+      <w:proofErr w:type="spellEnd"/>
       <w:r>
         <w:rPr>
           <w:rFonts w:ascii="Arial" w:hAnsi="Arial" w:cs="Arial"/>
@@ -3156,6 +3514,7 @@
         </w:rPr>
         <w:t xml:space="preserve">Improved environment parity with </w:t>
       </w:r>
+      <w:proofErr w:type="spellStart"/>
       <w:r>
         <w:rPr>
           <w:rStyle w:val="Strong"/>
@@ -3164,6 +3523,7 @@
         </w:rPr>
         <w:t>Docker</w:t>
       </w:r>
+      <w:proofErr w:type="spellEnd"/>
       <w:r>
         <w:rPr>
           <w:rFonts w:ascii="Arial" w:hAnsi="Arial" w:cs="Arial"/>
@@ -3171,6 +3531,7 @@
         </w:rPr>
         <w:t xml:space="preserve"> and </w:t>
       </w:r>
+      <w:proofErr w:type="spellStart"/>
       <w:r>
         <w:rPr>
           <w:rStyle w:val="Strong"/>
@@ -3179,6 +3540,7 @@
         </w:rPr>
         <w:t>Kubernetes</w:t>
       </w:r>
+      <w:proofErr w:type="spellEnd"/>
       <w:r>
         <w:rPr>
           <w:rFonts w:ascii="Arial" w:hAnsi="Arial" w:cs="Arial"/>
@@ -3222,13 +3584,23 @@
         </w:rPr>
         <w:t xml:space="preserve"> pipelines in </w:t>
       </w:r>
-      <w:r>
-        <w:rPr>
-          <w:rStyle w:val="Strong"/>
-          <w:rFonts w:ascii="Arial" w:hAnsi="Arial" w:cs="Arial"/>
-          <w:sz w:val="20"/>
-        </w:rPr>
-        <w:t>GitHub Actions</w:t>
+      <w:proofErr w:type="spellStart"/>
+      <w:r>
+        <w:rPr>
+          <w:rStyle w:val="Strong"/>
+          <w:rFonts w:ascii="Arial" w:hAnsi="Arial" w:cs="Arial"/>
+          <w:sz w:val="20"/>
+        </w:rPr>
+        <w:t>GitHub</w:t>
+      </w:r>
+      <w:proofErr w:type="spellEnd"/>
+      <w:r>
+        <w:rPr>
+          <w:rStyle w:val="Strong"/>
+          <w:rFonts w:ascii="Arial" w:hAnsi="Arial" w:cs="Arial"/>
+          <w:sz w:val="20"/>
+        </w:rPr>
+        <w:t xml:space="preserve"> Actions</w:t>
       </w:r>
       <w:r>
         <w:rPr>
@@ -3284,6 +3656,7 @@
       </w:r>
     </w:p>
     <w:p>
+      <w:proofErr w:type="spellStart"/>
       <w:r>
         <w:rPr>
           <w:rFonts w:ascii="Arial" w:eastAsia="Arial" w:hAnsi="Arial" w:cs="Arial"/>
@@ -3293,7 +3666,19 @@
           <w:sz w:val="21"/>
           <w:szCs w:val="21"/>
         </w:rPr>
-        <w:t>Webiz Digital</w:t>
+        <w:t>Webiz</w:t>
+      </w:r>
+      <w:proofErr w:type="spellEnd"/>
+      <w:r>
+        <w:rPr>
+          <w:rFonts w:ascii="Arial" w:eastAsia="Arial" w:hAnsi="Arial" w:cs="Arial"/>
+          <w:b/>
+          <w:bCs/>
+          <w:color w:val="6F8F6B"/>
+          <w:sz w:val="21"/>
+          <w:szCs w:val="21"/>
+        </w:rPr>
+        <w:t xml:space="preserve"> Digital</w:t>
       </w:r>
     </w:p>
     <w:p>
@@ -3412,7 +3797,23 @@
           <w:rFonts w:ascii="Arial" w:hAnsi="Arial" w:cs="Arial"/>
           <w:sz w:val="20"/>
         </w:rPr>
-        <w:t xml:space="preserve">Implemented server-side pagination, filtering, and sorting patterns, keeping React data tables responsive while </w:t>
+        <w:t xml:space="preserve">Implemented server-side pagination, filtering, and sorting patterns, keeping </w:t>
+      </w:r>
+      <w:proofErr w:type="gramStart"/>
+      <w:r>
+        <w:rPr>
+          <w:rFonts w:ascii="Arial" w:hAnsi="Arial" w:cs="Arial"/>
+          <w:sz w:val="20"/>
+        </w:rPr>
+        <w:t>React</w:t>
+      </w:r>
+      <w:proofErr w:type="gramEnd"/>
+      <w:r>
+        <w:rPr>
+          <w:rFonts w:ascii="Arial" w:hAnsi="Arial" w:cs="Arial"/>
+          <w:sz w:val="20"/>
+        </w:rPr>
+        <w:t xml:space="preserve"> data tables responsive while </w:t>
       </w:r>
       <w:r>
         <w:rPr>
@@ -3450,6 +3851,7 @@
         </w:rPr>
         <w:t xml:space="preserve">Developed reusable UI infrastructure in </w:t>
       </w:r>
+      <w:proofErr w:type="spellStart"/>
       <w:r>
         <w:rPr>
           <w:rStyle w:val="Strong"/>
@@ -3458,6 +3860,7 @@
         </w:rPr>
         <w:t>TypeScript</w:t>
       </w:r>
+      <w:proofErr w:type="spellEnd"/>
       <w:r>
         <w:rPr>
           <w:rFonts w:ascii="Arial" w:hAnsi="Arial" w:cs="Arial"/>
@@ -3486,6 +3889,7 @@
         </w:rPr>
         <w:t xml:space="preserve">Introduced caching for frequently accessed reference data using </w:t>
       </w:r>
+      <w:proofErr w:type="spellStart"/>
       <w:r>
         <w:rPr>
           <w:rStyle w:val="Strong"/>
@@ -3494,6 +3898,7 @@
         </w:rPr>
         <w:t>Redis</w:t>
       </w:r>
+      <w:proofErr w:type="spellEnd"/>
       <w:r>
         <w:rPr>
           <w:rFonts w:ascii="Arial" w:hAnsi="Arial" w:cs="Arial"/>
@@ -3615,6 +4020,7 @@
         </w:rPr>
         <w:t xml:space="preserve">Created developer-friendly local environments using </w:t>
       </w:r>
+      <w:proofErr w:type="spellStart"/>
       <w:r>
         <w:rPr>
           <w:rStyle w:val="Strong"/>
@@ -3623,6 +4029,7 @@
         </w:rPr>
         <w:t>Docker</w:t>
       </w:r>
+      <w:proofErr w:type="spellEnd"/>
       <w:r>
         <w:rPr>
           <w:rFonts w:ascii="Arial" w:hAnsi="Arial" w:cs="Arial"/>
@@ -3672,14 +4079,34 @@
         </w:rPr>
         <w:t xml:space="preserve">Optimized frontend bundle performance using </w:t>
       </w:r>
-      <w:r>
-        <w:rPr>
-          <w:rStyle w:val="Strong"/>
-          <w:rFonts w:ascii="Arial" w:hAnsi="Arial" w:cs="Arial"/>
-          <w:sz w:val="20"/>
-        </w:rPr>
-        <w:t>Webpack/Vite</w:t>
-      </w:r>
+      <w:proofErr w:type="spellStart"/>
+      <w:r>
+        <w:rPr>
+          <w:rStyle w:val="Strong"/>
+          <w:rFonts w:ascii="Arial" w:hAnsi="Arial" w:cs="Arial"/>
+          <w:sz w:val="20"/>
+        </w:rPr>
+        <w:t>Webpack</w:t>
+      </w:r>
+      <w:proofErr w:type="spellEnd"/>
+      <w:r>
+        <w:rPr>
+          <w:rStyle w:val="Strong"/>
+          <w:rFonts w:ascii="Arial" w:hAnsi="Arial" w:cs="Arial"/>
+          <w:sz w:val="20"/>
+        </w:rPr>
+        <w:t>/</w:t>
+      </w:r>
+      <w:proofErr w:type="spellStart"/>
+      <w:r>
+        <w:rPr>
+          <w:rStyle w:val="Strong"/>
+          <w:rFonts w:ascii="Arial" w:hAnsi="Arial" w:cs="Arial"/>
+          <w:sz w:val="20"/>
+        </w:rPr>
+        <w:t>Vite</w:t>
+      </w:r>
+      <w:proofErr w:type="spellEnd"/>
       <w:r>
         <w:rPr>
           <w:rFonts w:ascii="Arial" w:hAnsi="Arial" w:cs="Arial"/>
@@ -3798,7 +4225,23 @@
           <w:rFonts w:ascii="Arial" w:hAnsi="Arial" w:cs="Arial"/>
           <w:sz w:val="20"/>
         </w:rPr>
-        <w:t xml:space="preserve"> where needed, aligning deployments and managed datastore patterns with product constraints.</w:t>
+        <w:t xml:space="preserve"> where needed, aligning deployments and managed </w:t>
+      </w:r>
+      <w:proofErr w:type="spellStart"/>
+      <w:r>
+        <w:rPr>
+          <w:rFonts w:ascii="Arial" w:hAnsi="Arial" w:cs="Arial"/>
+          <w:sz w:val="20"/>
+        </w:rPr>
+        <w:t>datastore</w:t>
+      </w:r>
+      <w:proofErr w:type="spellEnd"/>
+      <w:r>
+        <w:rPr>
+          <w:rFonts w:ascii="Arial" w:hAnsi="Arial" w:cs="Arial"/>
+          <w:sz w:val="20"/>
+        </w:rPr>
+        <w:t xml:space="preserve"> patterns with product constraints.</w:t>
       </w:r>
     </w:p>
     <w:p>
@@ -3826,6 +4269,7 @@
       </w:r>
     </w:p>
     <w:p>
+      <w:proofErr w:type="gramStart"/>
       <w:r>
         <w:rPr>
           <w:rFonts w:ascii="Arial" w:eastAsia="Arial" w:hAnsi="Arial" w:cs="Arial"/>
@@ -3837,6 +4281,7 @@
         </w:rPr>
         <w:t>Centric Tech Inc.</w:t>
       </w:r>
+      <w:proofErr w:type="gramEnd"/>
     </w:p>
     <w:p>
       <w:r>
@@ -4321,7 +4766,29 @@
           <w:color w:val="auto"/>
           <w:sz w:val="20"/>
         </w:rPr>
-        <w:t>Multi-Tenant Integration &amp; Export Pipeline (SaaS Platform)</w:t>
+        <w:t>Multi-Tenant Integration &amp; Export Pipeline (</w:t>
+      </w:r>
+      <w:proofErr w:type="spellStart"/>
+      <w:r>
+        <w:rPr>
+          <w:rStyle w:val="Strong"/>
+          <w:rFonts w:ascii="Arial" w:hAnsi="Arial" w:cs="Arial"/>
+          <w:bCs w:val="0"/>
+          <w:color w:val="auto"/>
+          <w:sz w:val="20"/>
+        </w:rPr>
+        <w:t>SaaS</w:t>
+      </w:r>
+      <w:proofErr w:type="spellEnd"/>
+      <w:r>
+        <w:rPr>
+          <w:rStyle w:val="Strong"/>
+          <w:rFonts w:ascii="Arial" w:hAnsi="Arial" w:cs="Arial"/>
+          <w:bCs w:val="0"/>
+          <w:color w:val="auto"/>
+          <w:sz w:val="20"/>
+        </w:rPr>
+        <w:t xml:space="preserve"> Platform)</w:t>
       </w:r>
     </w:p>
     <w:p>
@@ -4357,7 +4824,23 @@
           <w:rFonts w:ascii="Arial" w:hAnsi="Arial" w:cs="Arial"/>
           <w:sz w:val="20"/>
         </w:rPr>
-        <w:t xml:space="preserve"> with idempotent consumers, retry/backoff, and dead-letter handling to guarantee reliable third-party synchronization under intermittent failures.</w:t>
+        <w:t xml:space="preserve"> with idempotent consumers, retry/</w:t>
+      </w:r>
+      <w:proofErr w:type="spellStart"/>
+      <w:r>
+        <w:rPr>
+          <w:rFonts w:ascii="Arial" w:hAnsi="Arial" w:cs="Arial"/>
+          <w:sz w:val="20"/>
+        </w:rPr>
+        <w:t>backoff</w:t>
+      </w:r>
+      <w:proofErr w:type="spellEnd"/>
+      <w:r>
+        <w:rPr>
+          <w:rFonts w:ascii="Arial" w:hAnsi="Arial" w:cs="Arial"/>
+          <w:sz w:val="20"/>
+        </w:rPr>
+        <w:t>, and dead-letter handling to guarantee reliable third-party synchronization under intermittent failures.</w:t>
       </w:r>
     </w:p>
     <w:p>
@@ -4378,15 +4861,41 @@
           <w:rFonts w:ascii="Arial" w:hAnsi="Arial" w:cs="Arial"/>
           <w:sz w:val="20"/>
         </w:rPr>
-        <w:t xml:space="preserve">Implemented multi-datastore persistence using </w:t>
-      </w:r>
-      <w:r>
-        <w:rPr>
-          <w:rStyle w:val="Strong"/>
-          <w:rFonts w:ascii="Arial" w:hAnsi="Arial" w:cs="Arial"/>
-          <w:sz w:val="20"/>
-        </w:rPr>
-        <w:t>PostgreSQL/SQL Server</w:t>
+        <w:t>Implemented multi-</w:t>
+      </w:r>
+      <w:proofErr w:type="spellStart"/>
+      <w:r>
+        <w:rPr>
+          <w:rFonts w:ascii="Arial" w:hAnsi="Arial" w:cs="Arial"/>
+          <w:sz w:val="20"/>
+        </w:rPr>
+        <w:t>datastore</w:t>
+      </w:r>
+      <w:proofErr w:type="spellEnd"/>
+      <w:r>
+        <w:rPr>
+          <w:rFonts w:ascii="Arial" w:hAnsi="Arial" w:cs="Arial"/>
+          <w:sz w:val="20"/>
+        </w:rPr>
+        <w:t xml:space="preserve"> persistence using </w:t>
+      </w:r>
+      <w:proofErr w:type="spellStart"/>
+      <w:r>
+        <w:rPr>
+          <w:rStyle w:val="Strong"/>
+          <w:rFonts w:ascii="Arial" w:hAnsi="Arial" w:cs="Arial"/>
+          <w:sz w:val="20"/>
+        </w:rPr>
+        <w:t>PostgreSQL</w:t>
+      </w:r>
+      <w:proofErr w:type="spellEnd"/>
+      <w:r>
+        <w:rPr>
+          <w:rStyle w:val="Strong"/>
+          <w:rFonts w:ascii="Arial" w:hAnsi="Arial" w:cs="Arial"/>
+          <w:sz w:val="20"/>
+        </w:rPr>
+        <w:t>/SQL Server</w:t>
       </w:r>
       <w:r>
         <w:rPr>
@@ -4395,14 +4904,34 @@
         </w:rPr>
         <w:t xml:space="preserve"> for transactional records, </w:t>
       </w:r>
-      <w:r>
-        <w:rPr>
-          <w:rStyle w:val="Strong"/>
-          <w:rFonts w:ascii="Arial" w:hAnsi="Arial" w:cs="Arial"/>
-          <w:sz w:val="20"/>
-        </w:rPr>
-        <w:t>Redis/ElastiCache</w:t>
-      </w:r>
+      <w:proofErr w:type="spellStart"/>
+      <w:r>
+        <w:rPr>
+          <w:rStyle w:val="Strong"/>
+          <w:rFonts w:ascii="Arial" w:hAnsi="Arial" w:cs="Arial"/>
+          <w:sz w:val="20"/>
+        </w:rPr>
+        <w:t>Redis</w:t>
+      </w:r>
+      <w:proofErr w:type="spellEnd"/>
+      <w:r>
+        <w:rPr>
+          <w:rStyle w:val="Strong"/>
+          <w:rFonts w:ascii="Arial" w:hAnsi="Arial" w:cs="Arial"/>
+          <w:sz w:val="20"/>
+        </w:rPr>
+        <w:t>/</w:t>
+      </w:r>
+      <w:proofErr w:type="spellStart"/>
+      <w:r>
+        <w:rPr>
+          <w:rStyle w:val="Strong"/>
+          <w:rFonts w:ascii="Arial" w:hAnsi="Arial" w:cs="Arial"/>
+          <w:sz w:val="20"/>
+        </w:rPr>
+        <w:t>ElastiCache</w:t>
+      </w:r>
+      <w:proofErr w:type="spellEnd"/>
       <w:r>
         <w:rPr>
           <w:rFonts w:ascii="Arial" w:hAnsi="Arial" w:cs="Arial"/>
@@ -4444,8 +4973,25 @@
           <w:rFonts w:ascii="Arial" w:hAnsi="Arial" w:cs="Arial"/>
           <w:sz w:val="20"/>
         </w:rPr>
-        <w:t xml:space="preserve">Delivered end-to-end observability by propagating correlation IDs through APIs and workers, exporting traces/metrics via </w:t>
-      </w:r>
+        <w:t xml:space="preserve">Delivered end-to-end </w:t>
+      </w:r>
+      <w:proofErr w:type="spellStart"/>
+      <w:r>
+        <w:rPr>
+          <w:rFonts w:ascii="Arial" w:hAnsi="Arial" w:cs="Arial"/>
+          <w:sz w:val="20"/>
+        </w:rPr>
+        <w:t>observability</w:t>
+      </w:r>
+      <w:proofErr w:type="spellEnd"/>
+      <w:r>
+        <w:rPr>
+          <w:rFonts w:ascii="Arial" w:hAnsi="Arial" w:cs="Arial"/>
+          <w:sz w:val="20"/>
+        </w:rPr>
+        <w:t xml:space="preserve"> by propagating correlation IDs through APIs and workers, exporting traces/metrics via </w:t>
+      </w:r>
+      <w:proofErr w:type="spellStart"/>
       <w:r>
         <w:rPr>
           <w:rStyle w:val="Strong"/>
@@ -4454,6 +5000,7 @@
         </w:rPr>
         <w:t>OpenTelemetry</w:t>
       </w:r>
+      <w:proofErr w:type="spellEnd"/>
       <w:r>
         <w:rPr>
           <w:rFonts w:ascii="Arial" w:hAnsi="Arial" w:cs="Arial"/>
@@ -4461,6 +5008,7 @@
         </w:rPr>
         <w:t xml:space="preserve"> into </w:t>
       </w:r>
+      <w:proofErr w:type="spellStart"/>
       <w:r>
         <w:rPr>
           <w:rStyle w:val="Strong"/>
@@ -4469,13 +5017,15 @@
         </w:rPr>
         <w:t>CloudWatch</w:t>
       </w:r>
-      <w:r>
-        <w:rPr>
-          <w:rFonts w:ascii="Arial" w:hAnsi="Arial" w:cs="Arial"/>
-          <w:sz w:val="20"/>
-        </w:rPr>
-        <w:t xml:space="preserve">, </w:t>
-      </w:r>
+      <w:proofErr w:type="spellEnd"/>
+      <w:r>
+        <w:rPr>
+          <w:rFonts w:ascii="Arial" w:hAnsi="Arial" w:cs="Arial"/>
+          <w:sz w:val="20"/>
+        </w:rPr>
+        <w:t xml:space="preserve">, </w:t>
+      </w:r>
+      <w:proofErr w:type="spellStart"/>
       <w:r>
         <w:rPr>
           <w:rStyle w:val="Strong"/>
@@ -4484,6 +5034,7 @@
         </w:rPr>
         <w:t>Grafana</w:t>
       </w:r>
+      <w:proofErr w:type="spellEnd"/>
       <w:r>
         <w:rPr>
           <w:rFonts w:ascii="Arial" w:hAnsi="Arial" w:cs="Arial"/>
@@ -4491,6 +5042,7 @@
         </w:rPr>
         <w:t xml:space="preserve">, and </w:t>
       </w:r>
+      <w:proofErr w:type="spellStart"/>
       <w:r>
         <w:rPr>
           <w:rStyle w:val="Strong"/>
@@ -4499,6 +5051,7 @@
         </w:rPr>
         <w:t>Datadog</w:t>
       </w:r>
+      <w:proofErr w:type="spellEnd"/>
       <w:r>
         <w:rPr>
           <w:rFonts w:ascii="Arial" w:hAnsi="Arial" w:cs="Arial"/>
@@ -4527,14 +5080,34 @@
         </w:rPr>
         <w:t xml:space="preserve">Automated delivery with </w:t>
       </w:r>
-      <w:r>
-        <w:rPr>
-          <w:rStyle w:val="Strong"/>
-          <w:rFonts w:ascii="Arial" w:hAnsi="Arial" w:cs="Arial"/>
-          <w:sz w:val="20"/>
-        </w:rPr>
-        <w:t>Terraform/CloudFormation</w:t>
-      </w:r>
+      <w:proofErr w:type="spellStart"/>
+      <w:r>
+        <w:rPr>
+          <w:rStyle w:val="Strong"/>
+          <w:rFonts w:ascii="Arial" w:hAnsi="Arial" w:cs="Arial"/>
+          <w:sz w:val="20"/>
+        </w:rPr>
+        <w:t>Terraform</w:t>
+      </w:r>
+      <w:proofErr w:type="spellEnd"/>
+      <w:r>
+        <w:rPr>
+          <w:rStyle w:val="Strong"/>
+          <w:rFonts w:ascii="Arial" w:hAnsi="Arial" w:cs="Arial"/>
+          <w:sz w:val="20"/>
+        </w:rPr>
+        <w:t>/</w:t>
+      </w:r>
+      <w:proofErr w:type="spellStart"/>
+      <w:r>
+        <w:rPr>
+          <w:rStyle w:val="Strong"/>
+          <w:rFonts w:ascii="Arial" w:hAnsi="Arial" w:cs="Arial"/>
+          <w:sz w:val="20"/>
+        </w:rPr>
+        <w:t>CloudFormation</w:t>
+      </w:r>
+      <w:proofErr w:type="spellEnd"/>
       <w:r>
         <w:rPr>
           <w:rFonts w:ascii="Arial" w:hAnsi="Arial" w:cs="Arial"/>
@@ -4542,13 +5115,23 @@
         </w:rPr>
         <w:t xml:space="preserve"> and </w:t>
       </w:r>
-      <w:r>
-        <w:rPr>
-          <w:rStyle w:val="Strong"/>
-          <w:rFonts w:ascii="Arial" w:hAnsi="Arial" w:cs="Arial"/>
-          <w:sz w:val="20"/>
-        </w:rPr>
-        <w:t>GitHub Actions</w:t>
+      <w:proofErr w:type="spellStart"/>
+      <w:r>
+        <w:rPr>
+          <w:rStyle w:val="Strong"/>
+          <w:rFonts w:ascii="Arial" w:hAnsi="Arial" w:cs="Arial"/>
+          <w:sz w:val="20"/>
+        </w:rPr>
+        <w:t>GitHub</w:t>
+      </w:r>
+      <w:proofErr w:type="spellEnd"/>
+      <w:r>
+        <w:rPr>
+          <w:rStyle w:val="Strong"/>
+          <w:rFonts w:ascii="Arial" w:hAnsi="Arial" w:cs="Arial"/>
+          <w:sz w:val="20"/>
+        </w:rPr>
+        <w:t xml:space="preserve"> Actions</w:t>
       </w:r>
       <w:r>
         <w:rPr>

--- a/Tyler/.Net_React/Tyler_Roberts.docx
+++ b/Tyler/.Net_React/Tyler_Roberts.docx
@@ -77,35 +77,10 @@
           <w:sz w:val="19"/>
           <w:szCs w:val="19"/>
         </w:rPr>
-        <w:t>tylerrobertsdev@outlook.com</w:t>
-      </w:r>
-      <w:r>
-        <w:rPr>
-          <w:rFonts w:ascii="Arial" w:eastAsia="Arial" w:hAnsi="Arial" w:cs="Arial"/>
-          <w:color w:val="4B5563"/>
-          <w:sz w:val="19"/>
-          <w:szCs w:val="19"/>
-        </w:rPr>
-        <w:t xml:space="preserve"> | </w:t>
-      </w:r>
-      <w:r>
-        <w:rPr>
-          <w:rFonts w:ascii="Arial" w:eastAsia="Arial" w:hAnsi="Arial" w:cs="Arial"/>
-          <w:color w:val="4B5563"/>
-          <w:sz w:val="19"/>
-          <w:szCs w:val="19"/>
-        </w:rPr>
-        <w:t>linkedin.com/in/tyler-roberts-1454473b4</w:t>
-      </w:r>
-      <w:r>
-        <w:rPr>
-          <w:rFonts w:ascii="Arial" w:eastAsia="Arial" w:hAnsi="Arial" w:cs="Arial"/>
-          <w:color w:val="4B5563"/>
-          <w:sz w:val="19"/>
-          <w:szCs w:val="19"/>
-        </w:rPr>
-        <w:t xml:space="preserve"> | Florida, United States | +1 (321) 376-7095</w:t>
-      </w:r>
+        <w:t>tyler.r.dev@outlook.com | linkedin.com/in/tyler-r-5788a13ba | Florida, United States | +1 (321) 376-7095</w:t>
+      </w:r>
+      <w:bookmarkStart w:id="0" w:name="_GoBack"/>
+      <w:bookmarkEnd w:id="0"/>
     </w:p>
     <w:p>
       <w:pPr>
@@ -114,8 +89,6 @@
         </w:pBdr>
         <w:spacing w:before="120" w:after="80"/>
       </w:pPr>
-      <w:bookmarkStart w:id="0" w:name="_GoBack"/>
-      <w:bookmarkEnd w:id="0"/>
       <w:r>
         <w:rPr>
           <w:b/>
@@ -133,34 +106,47 @@
         <w:jc w:val="both"/>
         <w:rPr>
           <w:rFonts w:ascii="Arial" w:hAnsi="Arial" w:cs="Arial"/>
-          <w:sz w:val="22"/>
-        </w:rPr>
-      </w:pPr>
-      <w:r>
-        <w:rPr>
-          <w:sz w:val="22"/>
-        </w:rPr>
-        <w:t xml:space="preserve">Senior Software Engineer with </w:t>
-      </w:r>
-      <w:r>
-        <w:rPr>
-          <w:rStyle w:val="Strong"/>
-          <w:sz w:val="22"/>
-        </w:rPr>
-        <w:t>10+ years</w:t>
-      </w:r>
-      <w:r>
-        <w:rPr>
-          <w:sz w:val="22"/>
-        </w:rPr>
-        <w:t xml:space="preserve"> of experience building scalable full-stack platforms using </w:t>
-      </w:r>
-      <w:r>
-        <w:rPr>
-          <w:rStyle w:val="Strong"/>
-          <w:sz w:val="22"/>
-        </w:rPr>
-        <w:t>C#</w:t>
+          <w:sz w:val="24"/>
+        </w:rPr>
+      </w:pPr>
+      <w:r>
+        <w:rPr>
+          <w:sz w:val="22"/>
+        </w:rPr>
+        <w:t xml:space="preserve">Senior Software Engineer with 9+ years building </w:t>
+      </w:r>
+      <w:r>
+        <w:rPr>
+          <w:rStyle w:val="Strong"/>
+          <w:sz w:val="22"/>
+        </w:rPr>
+        <w:t>full-stack SaaS platforms</w:t>
+      </w:r>
+      <w:r>
+        <w:rPr>
+          <w:sz w:val="22"/>
+        </w:rPr>
+        <w:t xml:space="preserve"> across the </w:t>
+      </w:r>
+      <w:r>
+        <w:rPr>
+          <w:rStyle w:val="Strong"/>
+          <w:sz w:val="22"/>
+        </w:rPr>
+        <w:t>software, e-commerce, and business operations industry</w:t>
+      </w:r>
+      <w:r>
+        <w:rPr>
+          <w:sz w:val="22"/>
+        </w:rPr>
+        <w:t xml:space="preserve">, specializing in </w:t>
+      </w:r>
+      <w:r>
+        <w:rPr>
+          <w:rStyle w:val="Strong"/>
+          <w:sz w:val="22"/>
+        </w:rPr>
+        <w:t>C#/.NET Core 3.1–.NET 8</w:t>
       </w:r>
       <w:r>
         <w:rPr>
@@ -173,7 +159,7 @@
           <w:rStyle w:val="Strong"/>
           <w:sz w:val="22"/>
         </w:rPr>
-        <w:t>.NET 6–8</w:t>
+        <w:t>ASP.NET Core</w:t>
       </w:r>
       <w:r>
         <w:rPr>
@@ -186,7 +172,7 @@
           <w:rStyle w:val="Strong"/>
           <w:sz w:val="22"/>
         </w:rPr>
-        <w:t>ASP.NET Core</w:t>
+        <w:t>React 16–19</w:t>
       </w:r>
       <w:r>
         <w:rPr>
@@ -199,111 +185,20 @@
           <w:rStyle w:val="Strong"/>
           <w:sz w:val="22"/>
         </w:rPr>
-        <w:t>React 1</w:t>
-      </w:r>
-      <w:r>
-        <w:rPr>
-          <w:rStyle w:val="Strong"/>
-          <w:sz w:val="22"/>
-        </w:rPr>
-        <w:t>6</w:t>
-      </w:r>
-      <w:r>
-        <w:rPr>
-          <w:rStyle w:val="Strong"/>
-          <w:sz w:val="22"/>
-        </w:rPr>
-        <w:t>–18</w:t>
-      </w:r>
-      <w:r>
-        <w:rPr>
-          <w:sz w:val="22"/>
-        </w:rPr>
-        <w:t xml:space="preserve">, and </w:t>
-      </w:r>
-      <w:proofErr w:type="spellStart"/>
-      <w:r>
-        <w:rPr>
-          <w:rStyle w:val="Strong"/>
-          <w:sz w:val="22"/>
-        </w:rPr>
-        <w:t>TypeScript</w:t>
-      </w:r>
-      <w:proofErr w:type="spellEnd"/>
-      <w:r>
-        <w:rPr>
-          <w:sz w:val="22"/>
-        </w:rPr>
-        <w:t xml:space="preserve"> across </w:t>
-      </w:r>
-      <w:proofErr w:type="spellStart"/>
-      <w:r>
-        <w:rPr>
-          <w:rStyle w:val="Strong"/>
-          <w:sz w:val="22"/>
-        </w:rPr>
-        <w:t>SaaS</w:t>
-      </w:r>
-      <w:proofErr w:type="spellEnd"/>
-      <w:r>
-        <w:rPr>
-          <w:rStyle w:val="Strong"/>
-          <w:sz w:val="22"/>
-        </w:rPr>
-        <w:t>, business automation, and data-driven web application</w:t>
-      </w:r>
-      <w:r>
-        <w:rPr>
-          <w:sz w:val="22"/>
-        </w:rPr>
-        <w:t xml:space="preserve"> environments. </w:t>
+        <w:t>Next.js 12–15</w:t>
+      </w:r>
+      <w:r>
+        <w:rPr>
+          <w:sz w:val="22"/>
+        </w:rPr>
+        <w:t xml:space="preserve">, and cloud-ready backend architecture. Strong background delivering secure APIs, responsive UI systems, scalable data workflows, and modernization initiatives that reduced defects, improved release speed, and raised application performance in production. </w:t>
       </w:r>
       <w:proofErr w:type="gramStart"/>
       <w:r>
         <w:rPr>
           <w:sz w:val="22"/>
         </w:rPr>
-        <w:t>Strong background delivering secure APIs, modern frontend architecture, cloud-based deployments, and legacy modernization initiatives that improved performance, stability, and delivery speed.</w:t>
-      </w:r>
-      <w:proofErr w:type="gramEnd"/>
-      <w:r>
-        <w:rPr>
-          <w:sz w:val="22"/>
-        </w:rPr>
-        <w:t xml:space="preserve"> </w:t>
-      </w:r>
-      <w:proofErr w:type="gramStart"/>
-      <w:r>
-        <w:rPr>
-          <w:sz w:val="22"/>
-        </w:rPr>
-        <w:t xml:space="preserve">Proven success resolving complex production issues, migrating older </w:t>
-      </w:r>
-      <w:r>
-        <w:rPr>
-          <w:rStyle w:val="Strong"/>
-          <w:sz w:val="22"/>
-        </w:rPr>
-        <w:t>.NET Framework</w:t>
-      </w:r>
-      <w:r>
-        <w:rPr>
-          <w:sz w:val="22"/>
-        </w:rPr>
-        <w:t xml:space="preserve"> applications to modern </w:t>
-      </w:r>
-      <w:r>
-        <w:rPr>
-          <w:rStyle w:val="Strong"/>
-          <w:sz w:val="22"/>
-        </w:rPr>
-        <w:t>.NET</w:t>
-      </w:r>
-      <w:r>
-        <w:rPr>
-          <w:sz w:val="22"/>
-        </w:rPr>
-        <w:t>, and implementing new product features with a pragmatic, reliability-focused engineering approach.</w:t>
+        <w:t>Experienced in solving legacy platform issues, leading version upgrades, and shipping customer-facing features with measurable operational impact.</w:t>
       </w:r>
       <w:proofErr w:type="gramEnd"/>
     </w:p>
@@ -356,21 +251,7 @@
           <w:rStyle w:val="Strong"/>
           <w:sz w:val="22"/>
         </w:rPr>
-        <w:t>React 1</w:t>
-      </w:r>
-      <w:r>
-        <w:rPr>
-          <w:rStyle w:val="Strong"/>
-          <w:sz w:val="22"/>
-        </w:rPr>
-        <w:t>6</w:t>
-      </w:r>
-      <w:r>
-        <w:rPr>
-          <w:rStyle w:val="Strong"/>
-          <w:sz w:val="22"/>
-        </w:rPr>
-        <w:t>–18</w:t>
+        <w:t>React 16–19</w:t>
       </w:r>
       <w:r>
         <w:rPr>
@@ -378,6 +259,19 @@
         </w:rPr>
         <w:t xml:space="preserve">, </w:t>
       </w:r>
+      <w:r>
+        <w:rPr>
+          <w:rStyle w:val="Strong"/>
+          <w:sz w:val="22"/>
+        </w:rPr>
+        <w:t>Next.js 12–15</w:t>
+      </w:r>
+      <w:r>
+        <w:rPr>
+          <w:sz w:val="22"/>
+        </w:rPr>
+        <w:t xml:space="preserve">, </w:t>
+      </w:r>
       <w:proofErr w:type="spellStart"/>
       <w:r>
         <w:rPr>
@@ -398,21 +292,7 @@
         <w:rPr>
           <w:sz w:val="22"/>
         </w:rPr>
-        <w:t xml:space="preserve">, JavaScript, HTML5, CSS3, Tailwind CSS, Bootstrap, </w:t>
-      </w:r>
-      <w:proofErr w:type="spellStart"/>
-      <w:r>
-        <w:rPr>
-          <w:sz w:val="22"/>
-        </w:rPr>
-        <w:t>Redux</w:t>
-      </w:r>
-      <w:proofErr w:type="spellEnd"/>
-      <w:r>
-        <w:rPr>
-          <w:sz w:val="22"/>
-        </w:rPr>
-        <w:t xml:space="preserve"> Toolkit, React Query, responsive UI architecture, component libraries, SPA routing, performance optimization</w:t>
+        <w:t>, JavaScript, HTML5, CSS3, Tailwind CSS, Redux Toolkit, Context API, SSR, SSG, responsive UI architecture, reusable component design, accessibility, form handling, client-side performance optimization</w:t>
       </w:r>
     </w:p>
     <w:p>
@@ -459,7 +339,7 @@
           <w:rStyle w:val="Strong"/>
           <w:sz w:val="22"/>
         </w:rPr>
-        <w:t>.NET 6–8</w:t>
+        <w:t>.NET Core 3.1–.NET 8</w:t>
       </w:r>
       <w:r>
         <w:rPr>
@@ -472,41 +352,13 @@
           <w:rStyle w:val="Strong"/>
           <w:sz w:val="22"/>
         </w:rPr>
-        <w:t>ASP.NET Core</w:t>
-      </w:r>
-      <w:r>
-        <w:rPr>
-          <w:sz w:val="22"/>
-        </w:rPr>
-        <w:t xml:space="preserve">, Web API, MVC, </w:t>
-      </w:r>
-      <w:proofErr w:type="spellStart"/>
-      <w:r>
-        <w:rPr>
-          <w:sz w:val="22"/>
-        </w:rPr>
-        <w:t>RESTful</w:t>
-      </w:r>
-      <w:proofErr w:type="spellEnd"/>
-      <w:r>
-        <w:rPr>
-          <w:sz w:val="22"/>
-        </w:rPr>
-        <w:t xml:space="preserve"> APIs, </w:t>
-      </w:r>
-      <w:proofErr w:type="spellStart"/>
-      <w:r>
-        <w:rPr>
-          <w:sz w:val="22"/>
-        </w:rPr>
-        <w:t>microservices</w:t>
-      </w:r>
-      <w:proofErr w:type="spellEnd"/>
-      <w:r>
-        <w:rPr>
-          <w:sz w:val="22"/>
-        </w:rPr>
-        <w:t>, background jobs, Entity Framework Core, LINQ, authentication, authorization, API versioning, caching, rate limiting, secure coding</w:t>
+        <w:t>ASP.NET Core Web API</w:t>
+      </w:r>
+      <w:r>
+        <w:rPr>
+          <w:sz w:val="22"/>
+        </w:rPr>
+        <w:t>, Entity Framework Core, LINQ, REST APIs, authentication and authorization, JWT, role-based access control, background jobs, file processing, server-side validation, integration workflows, API versioning</w:t>
       </w:r>
     </w:p>
     <w:p>
@@ -527,21 +379,22 @@
           <w:rStyle w:val="Strong"/>
           <w:sz w:val="22"/>
         </w:rPr>
-        <w:t>Database &amp; Data</w:t>
-      </w:r>
-      <w:r>
-        <w:rPr>
-          <w:sz w:val="22"/>
-        </w:rPr>
-        <w:t xml:space="preserve"> — </w:t>
-      </w:r>
-      <w:r>
-        <w:rPr>
-          <w:rStyle w:val="Strong"/>
-          <w:sz w:val="22"/>
-        </w:rPr>
-        <w:t>SQL Server</w:t>
-      </w:r>
+        <w:t>Data, Messaging &amp; Search</w:t>
+      </w:r>
+      <w:r>
+        <w:rPr>
+          <w:sz w:val="22"/>
+        </w:rPr>
+        <w:t xml:space="preserve"> — SQL Server, PostgreSQL, MySQL, </w:t>
+      </w:r>
+      <w:proofErr w:type="spellStart"/>
+      <w:r>
+        <w:rPr>
+          <w:sz w:val="22"/>
+        </w:rPr>
+        <w:t>Redis</w:t>
+      </w:r>
+      <w:proofErr w:type="spellEnd"/>
       <w:r>
         <w:rPr>
           <w:sz w:val="22"/>
@@ -553,28 +406,14 @@
         <w:rPr>
           <w:sz w:val="22"/>
         </w:rPr>
-        <w:t>PostgreSQL</w:t>
+        <w:t>Elasticsearch</w:t>
       </w:r>
       <w:proofErr w:type="spellEnd"/>
       <w:r>
         <w:rPr>
           <w:sz w:val="22"/>
         </w:rPr>
-        <w:t xml:space="preserve">, MySQL, </w:t>
-      </w:r>
-      <w:proofErr w:type="spellStart"/>
-      <w:r>
-        <w:rPr>
-          <w:sz w:val="22"/>
-        </w:rPr>
-        <w:t>Redis</w:t>
-      </w:r>
-      <w:proofErr w:type="spellEnd"/>
-      <w:r>
-        <w:rPr>
-          <w:sz w:val="22"/>
-        </w:rPr>
-        <w:t>, database design, query tuning, indexing, stored procedures, transactional workflows, reporting pipelines</w:t>
+        <w:t>, background queue processing, transactional data handling, reporting queries, indexing, caching strategies, search optimization</w:t>
       </w:r>
     </w:p>
     <w:p>
@@ -595,118 +434,13 @@
           <w:rStyle w:val="Strong"/>
           <w:sz w:val="22"/>
         </w:rPr>
-        <w:t xml:space="preserve">Cloud &amp; </w:t>
-      </w:r>
-      <w:proofErr w:type="spellStart"/>
-      <w:r>
-        <w:rPr>
-          <w:rStyle w:val="Strong"/>
-          <w:sz w:val="22"/>
-        </w:rPr>
-        <w:t>DevOps</w:t>
-      </w:r>
-      <w:proofErr w:type="spellEnd"/>
-      <w:r>
-        <w:rPr>
-          <w:sz w:val="22"/>
-        </w:rPr>
-        <w:t xml:space="preserve"> — </w:t>
-      </w:r>
-      <w:r>
-        <w:rPr>
-          <w:rStyle w:val="Strong"/>
-          <w:sz w:val="22"/>
-        </w:rPr>
-        <w:t>AWS</w:t>
-      </w:r>
-      <w:r>
-        <w:rPr>
-          <w:sz w:val="22"/>
-        </w:rPr>
-        <w:t xml:space="preserve">, </w:t>
-      </w:r>
-      <w:r>
-        <w:rPr>
-          <w:b/>
-          <w:sz w:val="22"/>
-        </w:rPr>
-        <w:t>Azure</w:t>
-      </w:r>
-      <w:r>
-        <w:rPr>
-          <w:sz w:val="22"/>
-        </w:rPr>
-        <w:t xml:space="preserve">, </w:t>
-      </w:r>
-      <w:proofErr w:type="spellStart"/>
-      <w:r>
-        <w:rPr>
-          <w:sz w:val="22"/>
-        </w:rPr>
-        <w:t>Docker</w:t>
-      </w:r>
-      <w:proofErr w:type="spellEnd"/>
-      <w:r>
-        <w:rPr>
-          <w:sz w:val="22"/>
-        </w:rPr>
-        <w:t xml:space="preserve">, </w:t>
-      </w:r>
-      <w:proofErr w:type="spellStart"/>
-      <w:r>
-        <w:rPr>
-          <w:sz w:val="22"/>
-        </w:rPr>
-        <w:t>Kubernetes</w:t>
-      </w:r>
-      <w:proofErr w:type="spellEnd"/>
-      <w:r>
-        <w:rPr>
-          <w:sz w:val="22"/>
-        </w:rPr>
-        <w:t xml:space="preserve">, CI/CD pipelines, </w:t>
-      </w:r>
-      <w:proofErr w:type="spellStart"/>
-      <w:r>
-        <w:rPr>
-          <w:sz w:val="22"/>
-        </w:rPr>
-        <w:t>GitHub</w:t>
-      </w:r>
-      <w:proofErr w:type="spellEnd"/>
-      <w:r>
-        <w:rPr>
-          <w:sz w:val="22"/>
-        </w:rPr>
-        <w:t xml:space="preserve"> Actions, Jenkins, </w:t>
-      </w:r>
-      <w:proofErr w:type="spellStart"/>
-      <w:r>
-        <w:rPr>
-          <w:sz w:val="22"/>
-        </w:rPr>
-        <w:t>Terraform</w:t>
-      </w:r>
-      <w:proofErr w:type="spellEnd"/>
-      <w:r>
-        <w:rPr>
-          <w:sz w:val="22"/>
-        </w:rPr>
-        <w:t xml:space="preserve">, </w:t>
-      </w:r>
-      <w:proofErr w:type="spellStart"/>
-      <w:r>
-        <w:rPr>
-          <w:sz w:val="22"/>
-        </w:rPr>
-        <w:t>CloudFormation</w:t>
-      </w:r>
-      <w:proofErr w:type="spellEnd"/>
-      <w:r>
-        <w:rPr>
-          <w:sz w:val="22"/>
-        </w:rPr>
-        <w:t>, S3, RDS, EC2, Lambda, API Gateway</w:t>
+        <w:t>Cloud &amp; DevOps</w:t>
+      </w:r>
+      <w:r>
+        <w:rPr>
+          <w:sz w:val="22"/>
+        </w:rPr>
+        <w:t xml:space="preserve"> — AWS, Azure, Docker, CI/CD pipelines, GitHub Actions, Azure DevOps, IIS, Nginx, release automation, environment configuration, deployment troubleshooting</w:t>
       </w:r>
     </w:p>
     <w:p>
@@ -722,97 +456,32 @@
           <w:sz w:val="22"/>
         </w:rPr>
       </w:pPr>
+      <w:r>
+        <w:rPr>
+          <w:rStyle w:val="Strong"/>
+          <w:sz w:val="22"/>
+        </w:rPr>
+        <w:t>Observability, Quality &amp; Security</w:t>
+      </w:r>
+      <w:r>
+        <w:rPr>
+          <w:sz w:val="22"/>
+        </w:rPr>
+        <w:t xml:space="preserve"> — </w:t>
+      </w:r>
       <w:proofErr w:type="spellStart"/>
       <w:r>
         <w:rPr>
-          <w:rStyle w:val="Strong"/>
-          <w:sz w:val="22"/>
-        </w:rPr>
-        <w:t>Observability</w:t>
+          <w:sz w:val="22"/>
+        </w:rPr>
+        <w:t>xUnit</w:t>
       </w:r>
       <w:proofErr w:type="spellEnd"/>
       <w:r>
         <w:rPr>
-          <w:rStyle w:val="Strong"/>
-          <w:sz w:val="22"/>
-        </w:rPr>
-        <w:t>, Quality &amp; Security</w:t>
-      </w:r>
-      <w:r>
-        <w:rPr>
-          <w:sz w:val="22"/>
-        </w:rPr>
-        <w:t xml:space="preserve"> — </w:t>
-      </w:r>
-      <w:proofErr w:type="spellStart"/>
-      <w:r>
-        <w:rPr>
-          <w:sz w:val="22"/>
-        </w:rPr>
-        <w:t>OpenTelemetry</w:t>
-      </w:r>
-      <w:proofErr w:type="spellEnd"/>
-      <w:r>
-        <w:rPr>
-          <w:sz w:val="22"/>
-        </w:rPr>
-        <w:t xml:space="preserve">, </w:t>
-      </w:r>
-      <w:proofErr w:type="spellStart"/>
-      <w:r>
-        <w:rPr>
-          <w:sz w:val="22"/>
-        </w:rPr>
-        <w:t>Datadog</w:t>
-      </w:r>
-      <w:proofErr w:type="spellEnd"/>
-      <w:r>
-        <w:rPr>
-          <w:sz w:val="22"/>
-        </w:rPr>
-        <w:t xml:space="preserve">, </w:t>
-      </w:r>
-      <w:proofErr w:type="spellStart"/>
-      <w:r>
-        <w:rPr>
-          <w:sz w:val="22"/>
-        </w:rPr>
-        <w:t>Grafana</w:t>
-      </w:r>
-      <w:proofErr w:type="spellEnd"/>
-      <w:r>
-        <w:rPr>
-          <w:sz w:val="22"/>
-        </w:rPr>
-        <w:t xml:space="preserve">, Prometheus, structured logging, unit testing, integration testing, Jest, </w:t>
-      </w:r>
-      <w:proofErr w:type="spellStart"/>
-      <w:r>
-        <w:rPr>
-          <w:sz w:val="22"/>
-        </w:rPr>
-        <w:t>xUnit</w:t>
-      </w:r>
-      <w:proofErr w:type="spellEnd"/>
-      <w:r>
-        <w:rPr>
-          <w:sz w:val="22"/>
-        </w:rPr>
-        <w:t xml:space="preserve">, Playwright, OAuth2, </w:t>
-      </w:r>
-      <w:proofErr w:type="spellStart"/>
-      <w:r>
-        <w:rPr>
-          <w:sz w:val="22"/>
-        </w:rPr>
-        <w:t>OpenID</w:t>
-      </w:r>
-      <w:proofErr w:type="spellEnd"/>
-      <w:r>
-        <w:rPr>
-          <w:sz w:val="22"/>
-        </w:rPr>
-        <w:t xml:space="preserve"> Connect, JWT, RBAC, audit logging</w:t>
+          <w:sz w:val="22"/>
+        </w:rPr>
+        <w:t>, Jest, React Testing Library, integration testing, API contract validation, structured logging, performance tuning, exception analysis, secure session handling, audit logging, OWASP-aware development</w:t>
       </w:r>
     </w:p>
     <w:p>
@@ -1275,6 +944,7 @@
         <w:rPr>
           <w:sz w:val="22"/>
         </w:rPr>
+        <w:lastRenderedPageBreak/>
         <w:t xml:space="preserve">Collaborated with product and design stakeholders to implement new customer-facing features in </w:t>
       </w:r>
       <w:r>
@@ -1307,22 +977,7 @@
         <w:rPr>
           <w:sz w:val="22"/>
         </w:rPr>
-        <w:lastRenderedPageBreak/>
-        <w:t xml:space="preserve">Introduced </w:t>
-      </w:r>
-      <w:proofErr w:type="spellStart"/>
-      <w:r>
-        <w:rPr>
-          <w:sz w:val="22"/>
-        </w:rPr>
-        <w:t>observability</w:t>
-      </w:r>
-      <w:proofErr w:type="spellEnd"/>
-      <w:r>
-        <w:rPr>
-          <w:sz w:val="22"/>
-        </w:rPr>
-        <w:t xml:space="preserve"> improvements through structured logging, trace instrumentation, and operational dashboards using </w:t>
+        <w:t xml:space="preserve">Introduced observability improvements through structured logging, trace instrumentation, and operational dashboards using </w:t>
       </w:r>
       <w:proofErr w:type="spellStart"/>
       <w:r>
@@ -1873,21 +1528,7 @@
         <w:rPr>
           <w:sz w:val="22"/>
         </w:rPr>
-        <w:t xml:space="preserve">, JavaScript, </w:t>
-      </w:r>
-      <w:proofErr w:type="spellStart"/>
-      <w:r>
-        <w:rPr>
-          <w:sz w:val="22"/>
-        </w:rPr>
-        <w:t>jQuery</w:t>
-      </w:r>
-      <w:proofErr w:type="spellEnd"/>
-      <w:r>
-        <w:rPr>
-          <w:sz w:val="22"/>
-        </w:rPr>
-        <w:t xml:space="preserve">, HTML, CSS, and </w:t>
+        <w:t xml:space="preserve">, JavaScript, jQuery, HTML, CSS, and </w:t>
       </w:r>
       <w:r>
         <w:rPr>
@@ -1938,6 +1579,7 @@
         <w:rPr>
           <w:sz w:val="22"/>
         </w:rPr>
+        <w:lastRenderedPageBreak/>
         <w:t>Investigated and fixed common legacy issues such as duplicated records, broken form submissions, and inconsistent server-side validation by tracing failure paths carefully and applying targeted code and schema corrections.</w:t>
       </w:r>
     </w:p>
@@ -1957,7 +1599,6 @@
         <w:rPr>
           <w:sz w:val="22"/>
         </w:rPr>
-        <w:lastRenderedPageBreak/>
         <w:t>Enhanced existing application modules with new functionality rather than full rewrites, which allowed the team to extend useful systems incrementally while minimizing operational risk for business users.</w:t>
       </w:r>
     </w:p>
